--- a/tillsyn/A 26552-2022 tillsynsbegäran.docx
+++ b/tillsyn/A 26552-2022 tillsynsbegäran.docx
@@ -413,7 +413,7 @@
     <w:r>
       <w:tab/>
       <w:tab/>
-      <w:t>2026-04-18</w:t>
+      <w:t>2026-04-19</w:t>
       <w:br/>
       <w:br/>
     </w:r>

--- a/tillsyn/A 26552-2022 tillsynsbegäran.docx
+++ b/tillsyn/A 26552-2022 tillsynsbegäran.docx
@@ -413,7 +413,7 @@
     <w:r>
       <w:tab/>
       <w:tab/>
-      <w:t>2026-04-19</w:t>
+      <w:t>2026-04-20</w:t>
       <w:br/>
       <w:br/>
     </w:r>

--- a/tillsyn/A 26552-2022 tillsynsbegäran.docx
+++ b/tillsyn/A 26552-2022 tillsynsbegäran.docx
@@ -413,7 +413,7 @@
     <w:r>
       <w:tab/>
       <w:tab/>
-      <w:t>2026-04-20</w:t>
+      <w:t>2026-04-21</w:t>
       <w:br/>
       <w:br/>
     </w:r>

--- a/tillsyn/A 26552-2022 tillsynsbegäran.docx
+++ b/tillsyn/A 26552-2022 tillsynsbegäran.docx
@@ -413,7 +413,7 @@
     <w:r>
       <w:tab/>
       <w:tab/>
-      <w:t>2026-04-21</w:t>
+      <w:t>2026-04-22</w:t>
       <w:br/>
       <w:br/>
     </w:r>

--- a/tillsyn/A 26552-2022 tillsynsbegäran.docx
+++ b/tillsyn/A 26552-2022 tillsynsbegäran.docx
@@ -413,7 +413,7 @@
     <w:r>
       <w:tab/>
       <w:tab/>
-      <w:t>2026-04-22</w:t>
+      <w:t>2026-04-23</w:t>
       <w:br/>
       <w:br/>
     </w:r>

--- a/tillsyn/A 26552-2022 tillsynsbegäran.docx
+++ b/tillsyn/A 26552-2022 tillsynsbegäran.docx
@@ -413,7 +413,7 @@
     <w:r>
       <w:tab/>
       <w:tab/>
-      <w:t>2026-04-23</w:t>
+      <w:t>2026-04-24</w:t>
       <w:br/>
       <w:br/>
     </w:r>

--- a/tillsyn/A 26552-2022 tillsynsbegäran.docx
+++ b/tillsyn/A 26552-2022 tillsynsbegäran.docx
@@ -413,7 +413,7 @@
     <w:r>
       <w:tab/>
       <w:tab/>
-      <w:t>2026-04-24</w:t>
+      <w:t>2026-04-25</w:t>
       <w:br/>
       <w:br/>
     </w:r>

--- a/tillsyn/A 26552-2022 tillsynsbegäran.docx
+++ b/tillsyn/A 26552-2022 tillsynsbegäran.docx
@@ -413,7 +413,7 @@
     <w:r>
       <w:tab/>
       <w:tab/>
-      <w:t>2026-04-25</w:t>
+      <w:t>2026-04-26</w:t>
       <w:br/>
       <w:br/>
     </w:r>

--- a/tillsyn/A 26552-2022 tillsynsbegäran.docx
+++ b/tillsyn/A 26552-2022 tillsynsbegäran.docx
@@ -413,7 +413,7 @@
     <w:r>
       <w:tab/>
       <w:tab/>
-      <w:t>2026-04-26</w:t>
+      <w:t>2026-04-27</w:t>
       <w:br/>
       <w:br/>
     </w:r>

--- a/tillsyn/A 26552-2022 tillsynsbegäran.docx
+++ b/tillsyn/A 26552-2022 tillsynsbegäran.docx
@@ -413,7 +413,7 @@
     <w:r>
       <w:tab/>
       <w:tab/>
-      <w:t>2026-04-27</w:t>
+      <w:t>2026-04-28</w:t>
       <w:br/>
       <w:br/>
     </w:r>

--- a/tillsyn/A 26552-2022 tillsynsbegäran.docx
+++ b/tillsyn/A 26552-2022 tillsynsbegäran.docx
@@ -413,7 +413,7 @@
     <w:r>
       <w:tab/>
       <w:tab/>
-      <w:t>2026-04-28</w:t>
+      <w:t>2026-04-29</w:t>
       <w:br/>
       <w:br/>
     </w:r>

--- a/tillsyn/A 26552-2022 tillsynsbegäran.docx
+++ b/tillsyn/A 26552-2022 tillsynsbegäran.docx
@@ -413,7 +413,7 @@
     <w:r>
       <w:tab/>
       <w:tab/>
-      <w:t>2026-04-29</w:t>
+      <w:t>2026-04-30</w:t>
       <w:br/>
       <w:br/>
     </w:r>

--- a/tillsyn/A 26552-2022 tillsynsbegäran.docx
+++ b/tillsyn/A 26552-2022 tillsynsbegäran.docx
@@ -413,7 +413,7 @@
     <w:r>
       <w:tab/>
       <w:tab/>
-      <w:t>2026-04-30</w:t>
+      <w:t>2026-05-01</w:t>
       <w:br/>
       <w:br/>
     </w:r>

--- a/tillsyn/A 26552-2022 tillsynsbegäran.docx
+++ b/tillsyn/A 26552-2022 tillsynsbegäran.docx
@@ -413,7 +413,7 @@
     <w:r>
       <w:tab/>
       <w:tab/>
-      <w:t>2026-05-01</w:t>
+      <w:t>2026-05-02</w:t>
       <w:br/>
       <w:br/>
     </w:r>

--- a/tillsyn/A 26552-2022 tillsynsbegäran.docx
+++ b/tillsyn/A 26552-2022 tillsynsbegäran.docx
@@ -413,7 +413,7 @@
     <w:r>
       <w:tab/>
       <w:tab/>
-      <w:t>2026-05-02</w:t>
+      <w:t>2026-05-03</w:t>
       <w:br/>
       <w:br/>
     </w:r>

--- a/tillsyn/A 26552-2022 tillsynsbegäran.docx
+++ b/tillsyn/A 26552-2022 tillsynsbegäran.docx
@@ -413,7 +413,7 @@
     <w:r>
       <w:tab/>
       <w:tab/>
-      <w:t>2026-05-16</w:t>
+      <w:t>2026-05-17</w:t>
       <w:br/>
       <w:br/>
     </w:r>

--- a/tillsyn/A 26552-2022 tillsynsbegäran.docx
+++ b/tillsyn/A 26552-2022 tillsynsbegäran.docx
@@ -413,7 +413,7 @@
     <w:r>
       <w:tab/>
       <w:tab/>
-      <w:t>2026-06-15</w:t>
+      <w:t>2026-06-16</w:t>
       <w:br/>
       <w:br/>
     </w:r>

--- a/tillsyn/A 26552-2022 tillsynsbegäran.docx
+++ b/tillsyn/A 26552-2022 tillsynsbegäran.docx
@@ -413,7 +413,7 @@
     <w:r>
       <w:tab/>
       <w:tab/>
-      <w:t>2026-06-16</w:t>
+      <w:t>2026-06-17</w:t>
       <w:br/>
       <w:br/>
     </w:r>

--- a/tillsyn/A 26552-2022 tillsynsbegäran.docx
+++ b/tillsyn/A 26552-2022 tillsynsbegäran.docx
@@ -1,6 +1,6 @@
 
 <file path=word/document.xml><?xml version="1.0" encoding="utf-8"?>
-<w:document xmlns:wpc="http://schemas.microsoft.com/office/word/2010/wordprocessingCanvas" xmlns:cx="http://schemas.microsoft.com/office/drawing/2014/chartex" xmlns:cx1="http://schemas.microsoft.com/office/drawing/2015/9/8/chartex" xmlns:cx2="http://schemas.microsoft.com/office/drawing/2015/10/21/chartex" xmlns:cx3="http://schemas.microsoft.com/office/drawing/2016/5/9/chartex" xmlns:cx4="http://schemas.microsoft.com/office/drawing/2016/5/10/chartex" xmlns:cx5="http://schemas.microsoft.com/office/drawing/2016/5/11/chartex" xmlns:cx6="http://schemas.microsoft.com/office/drawing/2016/5/12/chartex" xmlns:cx7="http://schemas.microsoft.com/office/drawing/2016/5/13/chartex" xmlns:cx8="http://schemas.microsoft.com/office/drawing/2016/5/14/chartex" xmlns:mc="http://schemas.openxmlformats.org/markup-compatibility/2006" xmlns:aink="http://schemas.microsoft.com/office/drawing/2016/ink" xmlns:am3d="http://schemas.microsoft.com/office/drawing/2017/model3d" xmlns:o="urn:schemas-microsoft-com:office:office" xmlns:oel="http://schemas.microsoft.com/office/2019/extlst" xmlns:r="http://schemas.openxmlformats.org/officeDocument/2006/relationships" xmlns:m="http://schemas.openxmlformats.org/officeDocument/2006/math" xmlns:v="urn:schemas-microsoft-com:vml" xmlns:wp14="http://schemas.microsoft.com/office/word/2010/wordprocessingDrawing" xmlns:wp="http://schemas.openxmlformats.org/drawingml/2006/wordprocessingDrawing" xmlns:w10="urn:schemas-microsoft-com:office:word" xmlns:w="http://schemas.openxmlformats.org/wordprocessingml/2006/main" xmlns:w14="http://schemas.microsoft.com/office/word/2010/wordml" xmlns:w15="http://schemas.microsoft.com/office/word/2012/wordml" xmlns:w16cex="http://schemas.microsoft.com/office/word/2018/wordml/cex" xmlns:w16cid="http://schemas.microsoft.com/office/word/2016/wordml/cid" xmlns:w16="http://schemas.microsoft.com/office/word/2018/wordml" xmlns:w16sdtdh="http://schemas.microsoft.com/office/word/2020/wordml/sdtdatahash" xmlns:w16se="http://schemas.microsoft.com/office/word/2015/wordml/symex" xmlns:wpg="http://schemas.microsoft.com/office/word/2010/wordprocessingGroup" xmlns:wpi="http://schemas.microsoft.com/office/word/2010/wordprocessingInk" xmlns:wne="http://schemas.microsoft.com/office/word/2006/wordml" xmlns:wps="http://schemas.microsoft.com/office/word/2010/wordprocessingShape" mc:Ignorable="w14 w15 w16se w16cid w16 w16cex w16sdtdh wp14">
+<w:document xmlns:wpc="http://schemas.microsoft.com/office/word/2010/wordprocessingCanvas" xmlns:cx="http://schemas.microsoft.com/office/drawing/2014/chartex" xmlns:cx1="http://schemas.microsoft.com/office/drawing/2015/9/8/chartex" xmlns:cx2="http://schemas.microsoft.com/office/drawing/2015/10/21/chartex" xmlns:cx3="http://schemas.microsoft.com/office/drawing/2016/5/9/chartex" xmlns:cx4="http://schemas.microsoft.com/office/drawing/2016/5/10/chartex" xmlns:cx5="http://schemas.microsoft.com/office/drawing/2016/5/11/chartex" xmlns:cx6="http://schemas.microsoft.com/office/drawing/2016/5/12/chartex" xmlns:cx7="http://schemas.microsoft.com/office/drawing/2016/5/13/chartex" xmlns:cx8="http://schemas.microsoft.com/office/drawing/2016/5/14/chartex" xmlns:mc="http://schemas.openxmlformats.org/markup-compatibility/2006" xmlns:aink="http://schemas.microsoft.com/office/drawing/2016/ink" xmlns:am3d="http://schemas.microsoft.com/office/drawing/2017/model3d" xmlns:o="urn:schemas-microsoft-com:office:office" xmlns:oel="http://schemas.microsoft.com/office/2019/extlst" xmlns:r="http://schemas.openxmlformats.org/officeDocument/2006/relationships" xmlns:m="http://schemas.openxmlformats.org/officeDocument/2006/math" xmlns:v="urn:schemas-microsoft-com:vml" xmlns:wp14="http://schemas.microsoft.com/office/word/2010/wordprocessingDrawing" xmlns:wp="http://schemas.openxmlformats.org/drawingml/2006/wordprocessingDrawing" xmlns:w10="urn:schemas-microsoft-com:office:word" xmlns:w="http://schemas.openxmlformats.org/wordprocessingml/2006/main" xmlns:w14="http://schemas.microsoft.com/office/word/2010/wordml" xmlns:w15="http://schemas.microsoft.com/office/word/2012/wordml" xmlns:w16cex="http://schemas.microsoft.com/office/word/2018/wordml/cex" xmlns:w16cid="http://schemas.microsoft.com/office/word/2016/wordml/cid" xmlns:w16="http://schemas.microsoft.com/office/word/2018/wordml" xmlns:w16du="http://schemas.microsoft.com/office/word/2023/wordml/word16du" xmlns:w16sdtdh="http://schemas.microsoft.com/office/word/2020/wordml/sdtdatahash" xmlns:w16sdtfl="http://schemas.microsoft.com/office/word/2024/wordml/sdtformatlock" xmlns:w16se="http://schemas.microsoft.com/office/word/2015/wordml/symex" xmlns:wpg="http://schemas.microsoft.com/office/word/2010/wordprocessingGroup" xmlns:wpi="http://schemas.microsoft.com/office/word/2010/wordprocessingInk" xmlns:wne="http://schemas.microsoft.com/office/word/2006/wordml" xmlns:wps="http://schemas.microsoft.com/office/word/2010/wordprocessingShape" mc:Ignorable="w14 w15 w16se w16cid w16 w16cex w16sdtdh w16sdtfl w16du wp14">
   <w:body>
     <w:p>
       <w:pPr>
@@ -12,35 +12,10 @@
     </w:p>
     <w:p>
       <w:r>
-        <w:t>Detta dokument behandlar höga naturvärden i avverkningsanmälan A 26552-2022 i Östhammars kommun. Denna avverkningsanmälan inkom 2022-06-27 00:00:00 och omfattar 2,2 ha.</w:t>
+        <w:t>Detta dokument behandlar höga naturvärden i avverkningsanmälan A 26552-2022 i Östhammars kommun som inkom 2022-06-27 och omfattar 2,2 ha.</w:t>
       </w:r>
-    </w:p>
-    <w:p>
       <w:r>
-        <w:t>Vi begär härmed att Skogsstyrelsen fattar beslut enligt miljöbalken som säkerställer att skogens höga naturvärden bevaras samt säkerställer att EU-lagstiftning efterlevs och att artskyddsbrott förhindras. Vi önskar även ta del av de ställningstaganden och beslut som myndigheterna meddelar till följd av aktuell avverkningsanmälan och föreningens inlaga (se 34 § förvaltningslagen).</w:t>
-      </w:r>
-    </w:p>
-    <w:p>
-      <w:r>
-        <w:t>Nedan beskrivs fynd av naturvårdsarter och fridlysta arter som gjorts i det avverkningsanmälda området. I BILAGA 1 finns artfakta om fridlysta arter.</w:t>
-      </w:r>
-    </w:p>
-    <w:p>
-      <w:pPr>
-        <w:pStyle w:val="Heading1"/>
-      </w:pPr>
-      <w:r>
-        <w:t>Naturvårdsarter</w:t>
-      </w:r>
-    </w:p>
-    <w:p>
-      <w:r>
-        <w:t>I avverkningsanmälan har följande 3 naturvårdsarter hittats: nordfladdermus (NT, §4a), dvärgpipistrell (§4a) och vattenfladdermus (§4a). Av dessa är 1 rödlistade. För rödlistade arter har rödlistekategorin angivits inom parentes. För fridlysta arter anges även paragrafen i Artskyddsförordningen som arten är fridlyst enligt.</w:t>
-      </w:r>
-    </w:p>
-    <w:p>
-      <w:r>
-        <w:t>De påträffade naturvårdsarterna är ett tydligt kvitto på att detta rör sig om en skog med höga naturvärden. I Figur 1 visas en karta över det avverkningsanmälda området, där samtliga fyndplatser för naturvårdsarter som finns registrerade på Artportalen har markerats.</w:t>
+        <w:t xml:space="preserve"> I Figur 1 visas fyndplatser för naturvårdsarter i området, som finns registrerade på Artportalen.</w:t>
       </w:r>
     </w:p>
     <w:p>
@@ -50,7 +25,7 @@
       <w:r>
         <w:drawing>
           <wp:inline xmlns:a="http://schemas.openxmlformats.org/drawingml/2006/main" xmlns:pic="http://schemas.openxmlformats.org/drawingml/2006/picture">
-            <wp:extent cx="5486400" cy="4898735"/>
+            <wp:extent cx="5486400" cy="4751614"/>
             <wp:docPr id="1" name="Picture 1"/>
             <wp:cNvGraphicFramePr>
               <a:graphicFrameLocks noChangeAspect="1"/>
@@ -71,7 +46,7 @@
                   <pic:spPr>
                     <a:xfrm>
                       <a:off x="0" y="0"/>
-                      <a:ext cx="5486400" cy="4898735"/>
+                      <a:ext cx="5486400" cy="4751614"/>
                     </a:xfrm>
                     <a:prstGeom prst="rect"/>
                   </pic:spPr>
@@ -85,9 +60,25 @@
     <w:p>
       <w:pPr>
         <w:pStyle w:val="Caption"/>
+        <w:spacing w:after="240"/>
       </w:pPr>
       <w:r>
-        <w:t>Figur 1. Fyndplatser för naturvårdsarter i det avverkningsanmälda området (röd linje). Markörer utan svart kant är placerade på fyndplatsen. Markörer med svart kant är placerade vid sidan av fyndplatsen och har ett svart streck som visar fyndplatsens exakta position. Kartans mittpunktskoordinat är N 6700714, E 673656 i SWEREF 99 TM.</w:t>
+        <w:t>Figur 1. Fyndplatser för naturvårdsarter i och inom 5 meter från avverkningsanmälan (röd linje). Inom parentes anges rödlistekategorier, S för signalarter, Tför typiska arter och fridlysningsparagrafer i artskyddsförordningen.Markörer utan svart kant är placerade på fyndplatsen. Markörer med svart kant är placerade vid sidan av fyndplatsen och har ett svart streck som visar fyndplatsens exakta position. Kartans mittpunktskoordinat är N 6700714, E 673656 i SWEREF 99 TM.</w:t>
+      </w:r>
+    </w:p>
+    <w:p>
+      <w:r>
+        <w:t>Vi begär härmed att Skogsstyrelsen fattar beslut enligt miljöbalken som säkerställer att skogens höga naturvärden bevaras samt att EU-lagstiftning efterlevs och att artskyddsbrott förhindras.</w:t>
+      </w:r>
+    </w:p>
+    <w:p>
+      <w:r>
+        <w:t>Vi önskar även ta del av de ställningstaganden och beslut som myndigheten meddelar till följd av aktuell avverkningsanmälan och föreningens inlaga (se 34 § förvaltningslagen).</w:t>
+      </w:r>
+    </w:p>
+    <w:p>
+      <w:r>
+        <w:t>Nedan beskrivs fynd av naturvårdsarter och fridlysta arter som gjorts i det avverkningsanmälda området. I BILAGA 1 finns artfakta om fridlysta arter.</w:t>
       </w:r>
     </w:p>
     <w:p>
@@ -95,12 +86,44 @@
         <w:pStyle w:val="Heading1"/>
       </w:pPr>
       <w:r>
+        <w:t>Naturvårdsarter</w:t>
+      </w:r>
+    </w:p>
+    <w:p>
+      <w:r>
+        <w:t>I och inom 5 meter från avverkningsanmälan har följande 6 naturvårdsarter hittats: grönsångare (NT, §4), nordfladdermus (NT, §4a), sädesärla (NT, §4), mindre flugsnappare (T, §4), dvärgpipistrell (§4a) och vattenfladdermus (§4a). Av dessa är 3 rödlistade. För rödlistade arter har rödlistekategorin angivits inom parentes. Typiska arter inom Natura 2000 som är kopplade till skogsekosystem har markerats med (T). För fridlysta arter anges även paragrafen i Artskyddsförordningen som arten är fridlyst enligt.</w:t>
+      </w:r>
+    </w:p>
+    <w:p>
+      <w:r>
+        <w:t>De påträffade naturvårdsarterna är ett tydligt kvitto på att det rör sig om en skog med höga naturvärden.</w:t>
+      </w:r>
+    </w:p>
+    <w:p>
+      <w:pPr>
+        <w:pStyle w:val="Heading2"/>
+      </w:pPr>
+      <w:r>
         <w:t>Fridlysta arter</w:t>
       </w:r>
     </w:p>
     <w:p>
       <w:r>
-        <w:t>Följande fridlysta arter har sina livsmiljöer och växtplatser i den avverkningsanmälda skogen: nordfladdermus (NT, §4a), dvärgpipistrell (§4a) och vattenfladdermus (§4a).</w:t>
+        <w:t>Följande fridlysta arter har sina livsmiljöer och växtplatser i den avverkningsanmälda skogen: grönsångare (NT, §4), nordfladdermus (NT, §4a), sädesärla (NT, §4), mindre flugsnappare (T, §4), dvärgpipistrell (§4a) och vattenfladdermus (§4a).</w:t>
+      </w:r>
+    </w:p>
+    <w:p>
+      <w:r>
+        <w:t xml:space="preserve">Observera att medlemsländerna är skyldiga att agera i enlighet med EU:s fågeldirektiv där det uttryckligen står att direktivet gäller för fåglar samt för deras ägg, bon och </w:t>
+      </w:r>
+      <w:r>
+        <w:rPr>
+          <w:b/>
+        </w:rPr>
+        <w:t xml:space="preserve">livsmiljöer </w:t>
+      </w:r>
+      <w:r>
+        <w:t>(artikel 1). Vidare att de åtgärder som vidtas inte får leda till en försämring av den nuvarande situationen beträffande bevarandet av de fågelarter som avses i artikel 1 (artikel 13). Fågeldirektivet är styrande för tillsynsansvariga myndigheters ärendehantering, ställningstaganden och beslutsfattande.</w:t>
       </w:r>
     </w:p>
     <w:p>
@@ -112,6 +135,77 @@
       </w:r>
       <w:r>
         <w:t xml:space="preserve"> omfattas av bilaga 4 EU:s art- och habitatdirektiv vilket innebär ett strikt skydd där arten och dess livsmiljöer ska bevaras. Arten förekommer i alla typer av glesare skogar men föredrar framförallt lövskog. Den födosöker inne bland träden och man hittar den i trädbärande beteshagar, i kantzoner mellan skog och odlingsmark, i närheten av vatten och i bymiljöer. Den undviker stora sammanhängande öppna miljöer såsom åkrar och hyggen. Skogsbruksåtgärder som leder till minskad förekomst av äldre, gles skog och då särskilt tillgång på hålträd och träd med löst sittande bark kan leda till brist på koloniplatser och viloplatser (SLU Artdatabanken, 2024; Skogsstyrelsen, 2016).</w:t>
+      </w:r>
+    </w:p>
+    <w:p>
+      <w:r>
+        <w:rPr>
+          <w:b/>
+        </w:rPr>
+        <w:t>Grönsångare (NT, §4)</w:t>
+      </w:r>
+      <w:r>
+        <w:t xml:space="preserve"> är rödlistad som nära hotad (NT) och fridlyst enligt 4§ artskyddsförordningen. Den har minskat med 17 (6–24) % under de senaste 10 åren och minskningstakten för den svenska populationen bedöms vara nära gränsvärdet för Sårbar (VU). (A2b). Arten häckar i högstammig skog, främst lövskog men även i granskog, i regel utan kraftigare undervegetation. Den förekommer i södra och mellersta Sverige samt i Norrlands kustland norrut till Norrbotten. Förekommer dessutom sällsynt i Norrlands inland (SLU Artdatabanken, 2024). Orsaken till grönsångarens nedgång och är oklar varvid det är viktigt att försiktighetsprincipen enligt 2 kap. 3 § miljöbalken tillämpas för att bevara artens livsmiljöer och vända den negativa trenden.</w:t>
+      </w:r>
+    </w:p>
+    <w:p>
+      <w:r>
+        <w:rPr>
+          <w:b/>
+        </w:rPr>
+        <w:t>Mindre flugsnappare (§4)</w:t>
+      </w:r>
+      <w:r>
+        <w:t xml:space="preserve"> är typisk art för </w:t>
+      </w:r>
+      <w:r>
+        <w:rPr>
+          <w:i/>
+        </w:rPr>
+        <w:t>9080 Lövsumpskog</w:t>
+      </w:r>
+      <w:r>
+        <w:t xml:space="preserve"> och omfattas av bilaga 1 EU:s fågeldirektiv. Den häckar i tät, ogallrad och flerskiktad blandskog med hög bonitet och krontäckning. Häckningsplatserna har ofta höga naturvärden knutna till relativt orörda skogar med mycket död ved, rik kryptogamflora och känsligt fältskikt (SLU Artdatabanken, 2024; Skogsstyrelsen, 2016). Arten kräver förstärkt hänsyn och missgynnas av omdaning av naturskog till produktionsskog, särskilt gallring och avverkning av flerskiktade skogsmiljöer med hög andel döda och döende träd på fuktig eller blöt mark skadar livsmiljöerna. Följande åtgärder rekommenderas i Skogsstyrelsens vägledning för hänsyn till mindre flugsnappare (Skogsstyrelsen, 2016).</w:t>
+      </w:r>
+    </w:p>
+    <w:p>
+      <w:pPr>
+        <w:pStyle w:val="ListBullet"/>
+      </w:pPr>
+      <w:r>
+        <w:t>Lämna breda kantzoner (50–100 meter) mot bäckar, sumpskogar, sjöar och myrar.</w:t>
+      </w:r>
+    </w:p>
+    <w:p>
+      <w:pPr>
+        <w:pStyle w:val="ListBullet"/>
+      </w:pPr>
+      <w:r>
+        <w:t>Återställ dikade sumpskogar genom att dämma eller täppta igen diken.</w:t>
+      </w:r>
+    </w:p>
+    <w:p>
+      <w:pPr>
+        <w:pStyle w:val="ListBullet"/>
+      </w:pPr>
+      <w:r>
+        <w:t>Undvik all form av avverkning, inklusive gallring, i sumpskogsmiljöer och spara dem som hänsynsytor.</w:t>
+      </w:r>
+    </w:p>
+    <w:p>
+      <w:pPr>
+        <w:pStyle w:val="ListBullet"/>
+      </w:pPr>
+      <w:r>
+        <w:t>Inom 100 meter från revir av mindre flugsnappare bör det bara ske ett försiktigt virkesuttag.</w:t>
+      </w:r>
+    </w:p>
+    <w:p>
+      <w:pPr>
+        <w:pStyle w:val="ListBullet"/>
+      </w:pPr>
+      <w:r>
+        <w:t>Undvik all form av avverkning i gamla bokskogar av naturskogskaraktär och spara dem som hänsynsytor.</w:t>
       </w:r>
     </w:p>
     <w:p>
@@ -231,6 +325,114 @@
         <w:pStyle w:val="Heading1"/>
       </w:pPr>
       <w:r>
+        <w:t>Mindre flugsnappare – ekologi samt krav på livsmiljön</w:t>
+      </w:r>
+    </w:p>
+    <w:p>
+      <w:r>
+        <w:t xml:space="preserve">Mindre flugsnappare (§4), som omfattas av bilaga 1 EU:s fågeldirektiv och är typisk art för </w:t>
+      </w:r>
+      <w:r>
+        <w:rPr>
+          <w:i/>
+        </w:rPr>
+        <w:t>9080 Lövsumpskog</w:t>
+      </w:r>
+      <w:r>
+        <w:t>, förekommer spritt men sällsynt i större delen av landet men är vanligast i södra Sverige och utmed Norrlandskusten. Den häckar i tät, ogallrad och flerskiktad blandskog med hög bonitet och krontäckning. Reviren är ofta belägna nära stränder, kärr eller bäckar där marken är fuktig eller vattendränkt och i många fall finns det rikligt med död ved i form av högstubbar. Trädslagsfördelningen har mindre betydelse än skogens struktur, och häckningar sker såväl i ädellövskog (i södra Sverige ofta i bokskog) som i nästan ren granskog (SLU Artdatabanken, 2024; Skogsstyrelsen, 2016).</w:t>
+      </w:r>
+    </w:p>
+    <w:p>
+      <w:r>
+        <w:t>Reviret är litet, omkring 1 hektar, och arten kan därför häcka även i små områden med lämplig miljö, till exempel bokbackar insprängda i annan skog. Däremot bör detta reviret ansluta till större områden med sammanhängande skog, eftersom arten undviker bryn mot öppen mark. Boet placeras oftast i döda träd, i håligheter och bakom barkflagor eller liknande (Skogsstyrelsen, 2016).</w:t>
+      </w:r>
+    </w:p>
+    <w:p>
+      <w:r>
+        <w:t>Häckningsplatser för mindre flugsnappare har ofta höga naturvärden knutna till relativt orörda skogar med mycket död ved, rik kryptogamflora och känsligt fältskikt. Mindre flugsnappare kräver förstärkt hänsyn och missgynnas av omdaning av naturskog till produktionsskog, särskilt gallring och avverkning av flerskiktade skogsmiljöer med hög andel döda och döende träd på fuktig eller blöt mark. I södra Sverige missgynnas arten av underröjning och gallring av flerskiktad bokskog. Följande åtgärder rekommenderas i Skogsstyrelsens vägledning för hänsyn till mindre flugsnappare (Skogsstyrelsen, 2016).</w:t>
+      </w:r>
+    </w:p>
+    <w:p>
+      <w:pPr>
+        <w:pStyle w:val="ListBullet"/>
+      </w:pPr>
+      <w:r>
+        <w:t>Lämna breda kantzoner (50–100 meter) mot bäckar, sumpskogar, sjöar och myrar.</w:t>
+      </w:r>
+    </w:p>
+    <w:p>
+      <w:pPr>
+        <w:pStyle w:val="ListBullet"/>
+      </w:pPr>
+      <w:r>
+        <w:t>Återställ dikade sumpskogar genom att dämma eller täppta igen diken.</w:t>
+      </w:r>
+    </w:p>
+    <w:p>
+      <w:pPr>
+        <w:pStyle w:val="ListBullet"/>
+      </w:pPr>
+      <w:r>
+        <w:t>Undvik all form av avverkning, inklusive gallring, i sumpskogsmiljöer och spara dem som hänsynsytor.</w:t>
+      </w:r>
+    </w:p>
+    <w:p>
+      <w:pPr>
+        <w:pStyle w:val="ListBullet"/>
+      </w:pPr>
+      <w:r>
+        <w:t>Inom 100 meter från revir av mindre flugsnappare bör det bara ske ett försiktigt virkesuttag.</w:t>
+      </w:r>
+    </w:p>
+    <w:p>
+      <w:pPr>
+        <w:pStyle w:val="ListBullet"/>
+      </w:pPr>
+      <w:r>
+        <w:t>Undvik all form av avverkning i gamla bokskogar av naturskogskaraktär och spara dem som hänsynsytor.</w:t>
+      </w:r>
+    </w:p>
+    <w:p>
+      <w:pPr>
+        <w:pStyle w:val="Heading2"/>
+      </w:pPr>
+      <w:r>
+        <w:t>Referenser – mindre flugsnappare</w:t>
+      </w:r>
+    </w:p>
+    <w:p>
+      <w:r>
+        <w:t xml:space="preserve">Skogsstyrelsen, 2016. </w:t>
+      </w:r>
+      <w:r>
+        <w:rPr>
+          <w:i/>
+        </w:rPr>
+        <w:t xml:space="preserve">Vägledning för hänsyn till mindre flugsnappare. </w:t>
+      </w:r>
+      <w:r>
+        <w:t>Vägledningar och kunskapsstöd artskydd - Skogsstyrelsen</w:t>
+      </w:r>
+    </w:p>
+    <w:p>
+      <w:r>
+        <w:t>SLU Artdatabanken, 2024.</w:t>
+      </w:r>
+      <w:r>
+        <w:rPr>
+          <w:i/>
+        </w:rPr>
+        <w:t xml:space="preserve"> Artfakta: mindre flugsnappare (Ficedula parva). </w:t>
+      </w:r>
+      <w:r>
+        <w:t>https://artfakta.se/taxa/100058</w:t>
+      </w:r>
+    </w:p>
+    <w:p>
+      <w:pPr>
+        <w:pStyle w:val="Heading1"/>
+      </w:pPr>
+      <w:r>
         <w:t>Nordfladdermus – ekologi samt krav på livsmiljön</w:t>
       </w:r>
     </w:p>
@@ -303,7 +505,7 @@
 </file>
 
 <file path=word/endnotes.xml><?xml version="1.0" encoding="utf-8"?>
-<w:endnotes xmlns:wpc="http://schemas.microsoft.com/office/word/2010/wordprocessingCanvas" xmlns:cx="http://schemas.microsoft.com/office/drawing/2014/chartex" xmlns:cx1="http://schemas.microsoft.com/office/drawing/2015/9/8/chartex" xmlns:cx2="http://schemas.microsoft.com/office/drawing/2015/10/21/chartex" xmlns:cx3="http://schemas.microsoft.com/office/drawing/2016/5/9/chartex" xmlns:cx4="http://schemas.microsoft.com/office/drawing/2016/5/10/chartex" xmlns:cx5="http://schemas.microsoft.com/office/drawing/2016/5/11/chartex" xmlns:cx6="http://schemas.microsoft.com/office/drawing/2016/5/12/chartex" xmlns:cx7="http://schemas.microsoft.com/office/drawing/2016/5/13/chartex" xmlns:cx8="http://schemas.microsoft.com/office/drawing/2016/5/14/chartex" xmlns:mc="http://schemas.openxmlformats.org/markup-compatibility/2006" xmlns:aink="http://schemas.microsoft.com/office/drawing/2016/ink" xmlns:am3d="http://schemas.microsoft.com/office/drawing/2017/model3d" xmlns:o="urn:schemas-microsoft-com:office:office" xmlns:oel="http://schemas.microsoft.com/office/2019/extlst" xmlns:r="http://schemas.openxmlformats.org/officeDocument/2006/relationships" xmlns:m="http://schemas.openxmlformats.org/officeDocument/2006/math" xmlns:v="urn:schemas-microsoft-com:vml" xmlns:wp14="http://schemas.microsoft.com/office/word/2010/wordprocessingDrawing" xmlns:wp="http://schemas.openxmlformats.org/drawingml/2006/wordprocessingDrawing" xmlns:w10="urn:schemas-microsoft-com:office:word" xmlns:w="http://schemas.openxmlformats.org/wordprocessingml/2006/main" xmlns:w14="http://schemas.microsoft.com/office/word/2010/wordml" xmlns:w15="http://schemas.microsoft.com/office/word/2012/wordml" xmlns:w16cex="http://schemas.microsoft.com/office/word/2018/wordml/cex" xmlns:w16cid="http://schemas.microsoft.com/office/word/2016/wordml/cid" xmlns:w16="http://schemas.microsoft.com/office/word/2018/wordml" xmlns:w16sdtdh="http://schemas.microsoft.com/office/word/2020/wordml/sdtdatahash" xmlns:w16se="http://schemas.microsoft.com/office/word/2015/wordml/symex" xmlns:wpg="http://schemas.microsoft.com/office/word/2010/wordprocessingGroup" xmlns:wpi="http://schemas.microsoft.com/office/word/2010/wordprocessingInk" xmlns:wne="http://schemas.microsoft.com/office/word/2006/wordml" xmlns:wps="http://schemas.microsoft.com/office/word/2010/wordprocessingShape" mc:Ignorable="w14 w15 w16se w16cid w16 w16cex w16sdtdh wp14">
+<w:endnotes xmlns:wpc="http://schemas.microsoft.com/office/word/2010/wordprocessingCanvas" xmlns:cx="http://schemas.microsoft.com/office/drawing/2014/chartex" xmlns:cx1="http://schemas.microsoft.com/office/drawing/2015/9/8/chartex" xmlns:cx2="http://schemas.microsoft.com/office/drawing/2015/10/21/chartex" xmlns:cx3="http://schemas.microsoft.com/office/drawing/2016/5/9/chartex" xmlns:cx4="http://schemas.microsoft.com/office/drawing/2016/5/10/chartex" xmlns:cx5="http://schemas.microsoft.com/office/drawing/2016/5/11/chartex" xmlns:cx6="http://schemas.microsoft.com/office/drawing/2016/5/12/chartex" xmlns:cx7="http://schemas.microsoft.com/office/drawing/2016/5/13/chartex" xmlns:cx8="http://schemas.microsoft.com/office/drawing/2016/5/14/chartex" xmlns:mc="http://schemas.openxmlformats.org/markup-compatibility/2006" xmlns:aink="http://schemas.microsoft.com/office/drawing/2016/ink" xmlns:am3d="http://schemas.microsoft.com/office/drawing/2017/model3d" xmlns:o="urn:schemas-microsoft-com:office:office" xmlns:oel="http://schemas.microsoft.com/office/2019/extlst" xmlns:r="http://schemas.openxmlformats.org/officeDocument/2006/relationships" xmlns:m="http://schemas.openxmlformats.org/officeDocument/2006/math" xmlns:v="urn:schemas-microsoft-com:vml" xmlns:wp14="http://schemas.microsoft.com/office/word/2010/wordprocessingDrawing" xmlns:wp="http://schemas.openxmlformats.org/drawingml/2006/wordprocessingDrawing" xmlns:w10="urn:schemas-microsoft-com:office:word" xmlns:w="http://schemas.openxmlformats.org/wordprocessingml/2006/main" xmlns:w14="http://schemas.microsoft.com/office/word/2010/wordml" xmlns:w15="http://schemas.microsoft.com/office/word/2012/wordml" xmlns:w16cex="http://schemas.microsoft.com/office/word/2018/wordml/cex" xmlns:w16cid="http://schemas.microsoft.com/office/word/2016/wordml/cid" xmlns:w16="http://schemas.microsoft.com/office/word/2018/wordml" xmlns:w16du="http://schemas.microsoft.com/office/word/2023/wordml/word16du" xmlns:w16sdtdh="http://schemas.microsoft.com/office/word/2020/wordml/sdtdatahash" xmlns:w16sdtfl="http://schemas.microsoft.com/office/word/2024/wordml/sdtformatlock" xmlns:w16se="http://schemas.microsoft.com/office/word/2015/wordml/symex" xmlns:wpg="http://schemas.microsoft.com/office/word/2010/wordprocessingGroup" xmlns:wpi="http://schemas.microsoft.com/office/word/2010/wordprocessingInk" xmlns:wne="http://schemas.microsoft.com/office/word/2006/wordml" xmlns:wps="http://schemas.microsoft.com/office/word/2010/wordprocessingShape" mc:Ignorable="w14 w15 w16se w16cid w16 w16cex w16sdtdh w16sdtfl w16du wp14">
   <w:endnote w:type="separator" w:id="-1">
     <w:p>
       <w:pPr>
@@ -328,7 +530,7 @@
 </file>
 
 <file path=word/footer1.xml><?xml version="1.0" encoding="utf-8"?>
-<w:ftr xmlns:wpc="http://schemas.microsoft.com/office/word/2010/wordprocessingCanvas" xmlns:cx="http://schemas.microsoft.com/office/drawing/2014/chartex" xmlns:cx1="http://schemas.microsoft.com/office/drawing/2015/9/8/chartex" xmlns:cx2="http://schemas.microsoft.com/office/drawing/2015/10/21/chartex" xmlns:cx3="http://schemas.microsoft.com/office/drawing/2016/5/9/chartex" xmlns:cx4="http://schemas.microsoft.com/office/drawing/2016/5/10/chartex" xmlns:cx5="http://schemas.microsoft.com/office/drawing/2016/5/11/chartex" xmlns:cx6="http://schemas.microsoft.com/office/drawing/2016/5/12/chartex" xmlns:cx7="http://schemas.microsoft.com/office/drawing/2016/5/13/chartex" xmlns:cx8="http://schemas.microsoft.com/office/drawing/2016/5/14/chartex" xmlns:mc="http://schemas.openxmlformats.org/markup-compatibility/2006" xmlns:aink="http://schemas.microsoft.com/office/drawing/2016/ink" xmlns:am3d="http://schemas.microsoft.com/office/drawing/2017/model3d" xmlns:o="urn:schemas-microsoft-com:office:office" xmlns:oel="http://schemas.microsoft.com/office/2019/extlst" xmlns:r="http://schemas.openxmlformats.org/officeDocument/2006/relationships" xmlns:m="http://schemas.openxmlformats.org/officeDocument/2006/math" xmlns:v="urn:schemas-microsoft-com:vml" xmlns:wp14="http://schemas.microsoft.com/office/word/2010/wordprocessingDrawing" xmlns:wp="http://schemas.openxmlformats.org/drawingml/2006/wordprocessingDrawing" xmlns:w10="urn:schemas-microsoft-com:office:word" xmlns:w="http://schemas.openxmlformats.org/wordprocessingml/2006/main" xmlns:w14="http://schemas.microsoft.com/office/word/2010/wordml" xmlns:w15="http://schemas.microsoft.com/office/word/2012/wordml" xmlns:w16cex="http://schemas.microsoft.com/office/word/2018/wordml/cex" xmlns:w16cid="http://schemas.microsoft.com/office/word/2016/wordml/cid" xmlns:w16="http://schemas.microsoft.com/office/word/2018/wordml" xmlns:w16sdtdh="http://schemas.microsoft.com/office/word/2020/wordml/sdtdatahash" xmlns:w16se="http://schemas.microsoft.com/office/word/2015/wordml/symex" xmlns:wpg="http://schemas.microsoft.com/office/word/2010/wordprocessingGroup" xmlns:wpi="http://schemas.microsoft.com/office/word/2010/wordprocessingInk" xmlns:wne="http://schemas.microsoft.com/office/word/2006/wordml" xmlns:wps="http://schemas.microsoft.com/office/word/2010/wordprocessingShape" mc:Ignorable="w14 w15 w16se w16cid w16 w16cex w16sdtdh wp14">
+<w:ftr xmlns:wpc="http://schemas.microsoft.com/office/word/2010/wordprocessingCanvas" xmlns:cx="http://schemas.microsoft.com/office/drawing/2014/chartex" xmlns:cx1="http://schemas.microsoft.com/office/drawing/2015/9/8/chartex" xmlns:cx2="http://schemas.microsoft.com/office/drawing/2015/10/21/chartex" xmlns:cx3="http://schemas.microsoft.com/office/drawing/2016/5/9/chartex" xmlns:cx4="http://schemas.microsoft.com/office/drawing/2016/5/10/chartex" xmlns:cx5="http://schemas.microsoft.com/office/drawing/2016/5/11/chartex" xmlns:cx6="http://schemas.microsoft.com/office/drawing/2016/5/12/chartex" xmlns:cx7="http://schemas.microsoft.com/office/drawing/2016/5/13/chartex" xmlns:cx8="http://schemas.microsoft.com/office/drawing/2016/5/14/chartex" xmlns:mc="http://schemas.openxmlformats.org/markup-compatibility/2006" xmlns:aink="http://schemas.microsoft.com/office/drawing/2016/ink" xmlns:am3d="http://schemas.microsoft.com/office/drawing/2017/model3d" xmlns:o="urn:schemas-microsoft-com:office:office" xmlns:oel="http://schemas.microsoft.com/office/2019/extlst" xmlns:r="http://schemas.openxmlformats.org/officeDocument/2006/relationships" xmlns:m="http://schemas.openxmlformats.org/officeDocument/2006/math" xmlns:v="urn:schemas-microsoft-com:vml" xmlns:wp14="http://schemas.microsoft.com/office/word/2010/wordprocessingDrawing" xmlns:wp="http://schemas.openxmlformats.org/drawingml/2006/wordprocessingDrawing" xmlns:w10="urn:schemas-microsoft-com:office:word" xmlns:w="http://schemas.openxmlformats.org/wordprocessingml/2006/main" xmlns:w14="http://schemas.microsoft.com/office/word/2010/wordml" xmlns:w15="http://schemas.microsoft.com/office/word/2012/wordml" xmlns:w16cex="http://schemas.microsoft.com/office/word/2018/wordml/cex" xmlns:w16cid="http://schemas.microsoft.com/office/word/2016/wordml/cid" xmlns:w16="http://schemas.microsoft.com/office/word/2018/wordml" xmlns:w16du="http://schemas.microsoft.com/office/word/2023/wordml/word16du" xmlns:w16sdtdh="http://schemas.microsoft.com/office/word/2020/wordml/sdtdatahash" xmlns:w16sdtfl="http://schemas.microsoft.com/office/word/2024/wordml/sdtformatlock" xmlns:w16se="http://schemas.microsoft.com/office/word/2015/wordml/symex" xmlns:wpg="http://schemas.microsoft.com/office/word/2010/wordprocessingGroup" xmlns:wpi="http://schemas.microsoft.com/office/word/2010/wordprocessingInk" xmlns:wne="http://schemas.microsoft.com/office/word/2006/wordml" xmlns:wps="http://schemas.microsoft.com/office/word/2010/wordprocessingShape" mc:Ignorable="w14 w15 w16se w16cid w16 w16cex w16sdtdh w16sdtfl w16du wp14">
   <w:p>
     <w:pPr>
       <w:pStyle w:val="Footer"/>
@@ -338,7 +540,7 @@
 </file>
 
 <file path=word/footer2.xml><?xml version="1.0" encoding="utf-8"?>
-<w:ftr xmlns:wpc="http://schemas.microsoft.com/office/word/2010/wordprocessingCanvas" xmlns:cx="http://schemas.microsoft.com/office/drawing/2014/chartex" xmlns:cx1="http://schemas.microsoft.com/office/drawing/2015/9/8/chartex" xmlns:cx2="http://schemas.microsoft.com/office/drawing/2015/10/21/chartex" xmlns:cx3="http://schemas.microsoft.com/office/drawing/2016/5/9/chartex" xmlns:cx4="http://schemas.microsoft.com/office/drawing/2016/5/10/chartex" xmlns:cx5="http://schemas.microsoft.com/office/drawing/2016/5/11/chartex" xmlns:cx6="http://schemas.microsoft.com/office/drawing/2016/5/12/chartex" xmlns:cx7="http://schemas.microsoft.com/office/drawing/2016/5/13/chartex" xmlns:cx8="http://schemas.microsoft.com/office/drawing/2016/5/14/chartex" xmlns:mc="http://schemas.openxmlformats.org/markup-compatibility/2006" xmlns:aink="http://schemas.microsoft.com/office/drawing/2016/ink" xmlns:am3d="http://schemas.microsoft.com/office/drawing/2017/model3d" xmlns:o="urn:schemas-microsoft-com:office:office" xmlns:oel="http://schemas.microsoft.com/office/2019/extlst" xmlns:r="http://schemas.openxmlformats.org/officeDocument/2006/relationships" xmlns:m="http://schemas.openxmlformats.org/officeDocument/2006/math" xmlns:v="urn:schemas-microsoft-com:vml" xmlns:wp14="http://schemas.microsoft.com/office/word/2010/wordprocessingDrawing" xmlns:wp="http://schemas.openxmlformats.org/drawingml/2006/wordprocessingDrawing" xmlns:w10="urn:schemas-microsoft-com:office:word" xmlns:w="http://schemas.openxmlformats.org/wordprocessingml/2006/main" xmlns:w14="http://schemas.microsoft.com/office/word/2010/wordml" xmlns:w15="http://schemas.microsoft.com/office/word/2012/wordml" xmlns:w16cex="http://schemas.microsoft.com/office/word/2018/wordml/cex" xmlns:w16cid="http://schemas.microsoft.com/office/word/2016/wordml/cid" xmlns:w16="http://schemas.microsoft.com/office/word/2018/wordml" xmlns:w16sdtdh="http://schemas.microsoft.com/office/word/2020/wordml/sdtdatahash" xmlns:w16se="http://schemas.microsoft.com/office/word/2015/wordml/symex" xmlns:wpg="http://schemas.microsoft.com/office/word/2010/wordprocessingGroup" xmlns:wpi="http://schemas.microsoft.com/office/word/2010/wordprocessingInk" xmlns:wne="http://schemas.microsoft.com/office/word/2006/wordml" xmlns:wps="http://schemas.microsoft.com/office/word/2010/wordprocessingShape" mc:Ignorable="w14 w15 w16se w16cid w16 w16cex w16sdtdh wp14">
+<w:ftr xmlns:wpc="http://schemas.microsoft.com/office/word/2010/wordprocessingCanvas" xmlns:cx="http://schemas.microsoft.com/office/drawing/2014/chartex" xmlns:cx1="http://schemas.microsoft.com/office/drawing/2015/9/8/chartex" xmlns:cx2="http://schemas.microsoft.com/office/drawing/2015/10/21/chartex" xmlns:cx3="http://schemas.microsoft.com/office/drawing/2016/5/9/chartex" xmlns:cx4="http://schemas.microsoft.com/office/drawing/2016/5/10/chartex" xmlns:cx5="http://schemas.microsoft.com/office/drawing/2016/5/11/chartex" xmlns:cx6="http://schemas.microsoft.com/office/drawing/2016/5/12/chartex" xmlns:cx7="http://schemas.microsoft.com/office/drawing/2016/5/13/chartex" xmlns:cx8="http://schemas.microsoft.com/office/drawing/2016/5/14/chartex" xmlns:mc="http://schemas.openxmlformats.org/markup-compatibility/2006" xmlns:aink="http://schemas.microsoft.com/office/drawing/2016/ink" xmlns:am3d="http://schemas.microsoft.com/office/drawing/2017/model3d" xmlns:o="urn:schemas-microsoft-com:office:office" xmlns:oel="http://schemas.microsoft.com/office/2019/extlst" xmlns:r="http://schemas.openxmlformats.org/officeDocument/2006/relationships" xmlns:m="http://schemas.openxmlformats.org/officeDocument/2006/math" xmlns:v="urn:schemas-microsoft-com:vml" xmlns:wp14="http://schemas.microsoft.com/office/word/2010/wordprocessingDrawing" xmlns:wp="http://schemas.openxmlformats.org/drawingml/2006/wordprocessingDrawing" xmlns:w10="urn:schemas-microsoft-com:office:word" xmlns:w="http://schemas.openxmlformats.org/wordprocessingml/2006/main" xmlns:w14="http://schemas.microsoft.com/office/word/2010/wordml" xmlns:w15="http://schemas.microsoft.com/office/word/2012/wordml" xmlns:w16cex="http://schemas.microsoft.com/office/word/2018/wordml/cex" xmlns:w16cid="http://schemas.microsoft.com/office/word/2016/wordml/cid" xmlns:w16="http://schemas.microsoft.com/office/word/2018/wordml" xmlns:w16du="http://schemas.microsoft.com/office/word/2023/wordml/word16du" xmlns:w16sdtdh="http://schemas.microsoft.com/office/word/2020/wordml/sdtdatahash" xmlns:w16sdtfl="http://schemas.microsoft.com/office/word/2024/wordml/sdtformatlock" xmlns:w16se="http://schemas.microsoft.com/office/word/2015/wordml/symex" xmlns:wpg="http://schemas.microsoft.com/office/word/2010/wordprocessingGroup" xmlns:wpi="http://schemas.microsoft.com/office/word/2010/wordprocessingInk" xmlns:wne="http://schemas.microsoft.com/office/word/2006/wordml" xmlns:wps="http://schemas.microsoft.com/office/word/2010/wordprocessingShape" mc:Ignorable="w14 w15 w16se w16cid w16 w16cex w16sdtdh w16sdtfl w16du wp14">
   <w:p>
     <w:pPr>
       <w:pStyle w:val="Footer"/>
@@ -348,7 +550,7 @@
 </file>
 
 <file path=word/footer3.xml><?xml version="1.0" encoding="utf-8"?>
-<w:ftr xmlns:wpc="http://schemas.microsoft.com/office/word/2010/wordprocessingCanvas" xmlns:cx="http://schemas.microsoft.com/office/drawing/2014/chartex" xmlns:cx1="http://schemas.microsoft.com/office/drawing/2015/9/8/chartex" xmlns:cx2="http://schemas.microsoft.com/office/drawing/2015/10/21/chartex" xmlns:cx3="http://schemas.microsoft.com/office/drawing/2016/5/9/chartex" xmlns:cx4="http://schemas.microsoft.com/office/drawing/2016/5/10/chartex" xmlns:cx5="http://schemas.microsoft.com/office/drawing/2016/5/11/chartex" xmlns:cx6="http://schemas.microsoft.com/office/drawing/2016/5/12/chartex" xmlns:cx7="http://schemas.microsoft.com/office/drawing/2016/5/13/chartex" xmlns:cx8="http://schemas.microsoft.com/office/drawing/2016/5/14/chartex" xmlns:mc="http://schemas.openxmlformats.org/markup-compatibility/2006" xmlns:aink="http://schemas.microsoft.com/office/drawing/2016/ink" xmlns:am3d="http://schemas.microsoft.com/office/drawing/2017/model3d" xmlns:o="urn:schemas-microsoft-com:office:office" xmlns:oel="http://schemas.microsoft.com/office/2019/extlst" xmlns:r="http://schemas.openxmlformats.org/officeDocument/2006/relationships" xmlns:m="http://schemas.openxmlformats.org/officeDocument/2006/math" xmlns:v="urn:schemas-microsoft-com:vml" xmlns:wp14="http://schemas.microsoft.com/office/word/2010/wordprocessingDrawing" xmlns:wp="http://schemas.openxmlformats.org/drawingml/2006/wordprocessingDrawing" xmlns:w10="urn:schemas-microsoft-com:office:word" xmlns:w="http://schemas.openxmlformats.org/wordprocessingml/2006/main" xmlns:w14="http://schemas.microsoft.com/office/word/2010/wordml" xmlns:w15="http://schemas.microsoft.com/office/word/2012/wordml" xmlns:w16cex="http://schemas.microsoft.com/office/word/2018/wordml/cex" xmlns:w16cid="http://schemas.microsoft.com/office/word/2016/wordml/cid" xmlns:w16="http://schemas.microsoft.com/office/word/2018/wordml" xmlns:w16sdtdh="http://schemas.microsoft.com/office/word/2020/wordml/sdtdatahash" xmlns:w16se="http://schemas.microsoft.com/office/word/2015/wordml/symex" xmlns:wpg="http://schemas.microsoft.com/office/word/2010/wordprocessingGroup" xmlns:wpi="http://schemas.microsoft.com/office/word/2010/wordprocessingInk" xmlns:wne="http://schemas.microsoft.com/office/word/2006/wordml" xmlns:wps="http://schemas.microsoft.com/office/word/2010/wordprocessingShape" mc:Ignorable="w14 w15 w16se w16cid w16 w16cex w16sdtdh wp14">
+<w:ftr xmlns:wpc="http://schemas.microsoft.com/office/word/2010/wordprocessingCanvas" xmlns:cx="http://schemas.microsoft.com/office/drawing/2014/chartex" xmlns:cx1="http://schemas.microsoft.com/office/drawing/2015/9/8/chartex" xmlns:cx2="http://schemas.microsoft.com/office/drawing/2015/10/21/chartex" xmlns:cx3="http://schemas.microsoft.com/office/drawing/2016/5/9/chartex" xmlns:cx4="http://schemas.microsoft.com/office/drawing/2016/5/10/chartex" xmlns:cx5="http://schemas.microsoft.com/office/drawing/2016/5/11/chartex" xmlns:cx6="http://schemas.microsoft.com/office/drawing/2016/5/12/chartex" xmlns:cx7="http://schemas.microsoft.com/office/drawing/2016/5/13/chartex" xmlns:cx8="http://schemas.microsoft.com/office/drawing/2016/5/14/chartex" xmlns:mc="http://schemas.openxmlformats.org/markup-compatibility/2006" xmlns:aink="http://schemas.microsoft.com/office/drawing/2016/ink" xmlns:am3d="http://schemas.microsoft.com/office/drawing/2017/model3d" xmlns:o="urn:schemas-microsoft-com:office:office" xmlns:oel="http://schemas.microsoft.com/office/2019/extlst" xmlns:r="http://schemas.openxmlformats.org/officeDocument/2006/relationships" xmlns:m="http://schemas.openxmlformats.org/officeDocument/2006/math" xmlns:v="urn:schemas-microsoft-com:vml" xmlns:wp14="http://schemas.microsoft.com/office/word/2010/wordprocessingDrawing" xmlns:wp="http://schemas.openxmlformats.org/drawingml/2006/wordprocessingDrawing" xmlns:w10="urn:schemas-microsoft-com:office:word" xmlns:w="http://schemas.openxmlformats.org/wordprocessingml/2006/main" xmlns:w14="http://schemas.microsoft.com/office/word/2010/wordml" xmlns:w15="http://schemas.microsoft.com/office/word/2012/wordml" xmlns:w16cex="http://schemas.microsoft.com/office/word/2018/wordml/cex" xmlns:w16cid="http://schemas.microsoft.com/office/word/2016/wordml/cid" xmlns:w16="http://schemas.microsoft.com/office/word/2018/wordml" xmlns:w16du="http://schemas.microsoft.com/office/word/2023/wordml/word16du" xmlns:w16sdtdh="http://schemas.microsoft.com/office/word/2020/wordml/sdtdatahash" xmlns:w16sdtfl="http://schemas.microsoft.com/office/word/2024/wordml/sdtformatlock" xmlns:w16se="http://schemas.microsoft.com/office/word/2015/wordml/symex" xmlns:wpg="http://schemas.microsoft.com/office/word/2010/wordprocessingGroup" xmlns:wpi="http://schemas.microsoft.com/office/word/2010/wordprocessingInk" xmlns:wne="http://schemas.microsoft.com/office/word/2006/wordml" xmlns:wps="http://schemas.microsoft.com/office/word/2010/wordprocessingShape" mc:Ignorable="w14 w15 w16se w16cid w16 w16cex w16sdtdh w16sdtfl w16du wp14">
   <w:p>
     <w:pPr>
       <w:pStyle w:val="Footer"/>
@@ -358,7 +560,7 @@
 </file>
 
 <file path=word/footnotes.xml><?xml version="1.0" encoding="utf-8"?>
-<w:footnotes xmlns:wpc="http://schemas.microsoft.com/office/word/2010/wordprocessingCanvas" xmlns:cx="http://schemas.microsoft.com/office/drawing/2014/chartex" xmlns:cx1="http://schemas.microsoft.com/office/drawing/2015/9/8/chartex" xmlns:cx2="http://schemas.microsoft.com/office/drawing/2015/10/21/chartex" xmlns:cx3="http://schemas.microsoft.com/office/drawing/2016/5/9/chartex" xmlns:cx4="http://schemas.microsoft.com/office/drawing/2016/5/10/chartex" xmlns:cx5="http://schemas.microsoft.com/office/drawing/2016/5/11/chartex" xmlns:cx6="http://schemas.microsoft.com/office/drawing/2016/5/12/chartex" xmlns:cx7="http://schemas.microsoft.com/office/drawing/2016/5/13/chartex" xmlns:cx8="http://schemas.microsoft.com/office/drawing/2016/5/14/chartex" xmlns:mc="http://schemas.openxmlformats.org/markup-compatibility/2006" xmlns:aink="http://schemas.microsoft.com/office/drawing/2016/ink" xmlns:am3d="http://schemas.microsoft.com/office/drawing/2017/model3d" xmlns:o="urn:schemas-microsoft-com:office:office" xmlns:oel="http://schemas.microsoft.com/office/2019/extlst" xmlns:r="http://schemas.openxmlformats.org/officeDocument/2006/relationships" xmlns:m="http://schemas.openxmlformats.org/officeDocument/2006/math" xmlns:v="urn:schemas-microsoft-com:vml" xmlns:wp14="http://schemas.microsoft.com/office/word/2010/wordprocessingDrawing" xmlns:wp="http://schemas.openxmlformats.org/drawingml/2006/wordprocessingDrawing" xmlns:w10="urn:schemas-microsoft-com:office:word" xmlns:w="http://schemas.openxmlformats.org/wordprocessingml/2006/main" xmlns:w14="http://schemas.microsoft.com/office/word/2010/wordml" xmlns:w15="http://schemas.microsoft.com/office/word/2012/wordml" xmlns:w16cex="http://schemas.microsoft.com/office/word/2018/wordml/cex" xmlns:w16cid="http://schemas.microsoft.com/office/word/2016/wordml/cid" xmlns:w16="http://schemas.microsoft.com/office/word/2018/wordml" xmlns:w16sdtdh="http://schemas.microsoft.com/office/word/2020/wordml/sdtdatahash" xmlns:w16se="http://schemas.microsoft.com/office/word/2015/wordml/symex" xmlns:wpg="http://schemas.microsoft.com/office/word/2010/wordprocessingGroup" xmlns:wpi="http://schemas.microsoft.com/office/word/2010/wordprocessingInk" xmlns:wne="http://schemas.microsoft.com/office/word/2006/wordml" xmlns:wps="http://schemas.microsoft.com/office/word/2010/wordprocessingShape" mc:Ignorable="w14 w15 w16se w16cid w16 w16cex w16sdtdh wp14">
+<w:footnotes xmlns:wpc="http://schemas.microsoft.com/office/word/2010/wordprocessingCanvas" xmlns:cx="http://schemas.microsoft.com/office/drawing/2014/chartex" xmlns:cx1="http://schemas.microsoft.com/office/drawing/2015/9/8/chartex" xmlns:cx2="http://schemas.microsoft.com/office/drawing/2015/10/21/chartex" xmlns:cx3="http://schemas.microsoft.com/office/drawing/2016/5/9/chartex" xmlns:cx4="http://schemas.microsoft.com/office/drawing/2016/5/10/chartex" xmlns:cx5="http://schemas.microsoft.com/office/drawing/2016/5/11/chartex" xmlns:cx6="http://schemas.microsoft.com/office/drawing/2016/5/12/chartex" xmlns:cx7="http://schemas.microsoft.com/office/drawing/2016/5/13/chartex" xmlns:cx8="http://schemas.microsoft.com/office/drawing/2016/5/14/chartex" xmlns:mc="http://schemas.openxmlformats.org/markup-compatibility/2006" xmlns:aink="http://schemas.microsoft.com/office/drawing/2016/ink" xmlns:am3d="http://schemas.microsoft.com/office/drawing/2017/model3d" xmlns:o="urn:schemas-microsoft-com:office:office" xmlns:oel="http://schemas.microsoft.com/office/2019/extlst" xmlns:r="http://schemas.openxmlformats.org/officeDocument/2006/relationships" xmlns:m="http://schemas.openxmlformats.org/officeDocument/2006/math" xmlns:v="urn:schemas-microsoft-com:vml" xmlns:wp14="http://schemas.microsoft.com/office/word/2010/wordprocessingDrawing" xmlns:wp="http://schemas.openxmlformats.org/drawingml/2006/wordprocessingDrawing" xmlns:w10="urn:schemas-microsoft-com:office:word" xmlns:w="http://schemas.openxmlformats.org/wordprocessingml/2006/main" xmlns:w14="http://schemas.microsoft.com/office/word/2010/wordml" xmlns:w15="http://schemas.microsoft.com/office/word/2012/wordml" xmlns:w16cex="http://schemas.microsoft.com/office/word/2018/wordml/cex" xmlns:w16cid="http://schemas.microsoft.com/office/word/2016/wordml/cid" xmlns:w16="http://schemas.microsoft.com/office/word/2018/wordml" xmlns:w16du="http://schemas.microsoft.com/office/word/2023/wordml/word16du" xmlns:w16sdtdh="http://schemas.microsoft.com/office/word/2020/wordml/sdtdatahash" xmlns:w16sdtfl="http://schemas.microsoft.com/office/word/2024/wordml/sdtformatlock" xmlns:w16se="http://schemas.microsoft.com/office/word/2015/wordml/symex" xmlns:wpg="http://schemas.microsoft.com/office/word/2010/wordprocessingGroup" xmlns:wpi="http://schemas.microsoft.com/office/word/2010/wordprocessingInk" xmlns:wne="http://schemas.microsoft.com/office/word/2006/wordml" xmlns:wps="http://schemas.microsoft.com/office/word/2010/wordprocessingShape" mc:Ignorable="w14 w15 w16se w16cid w16 w16cex w16sdtdh w16sdtfl w16du wp14">
   <w:footnote w:type="separator" w:id="-1">
     <w:p>
       <w:pPr>
@@ -383,7 +585,7 @@
 </file>
 
 <file path=word/header1.xml><?xml version="1.0" encoding="utf-8"?>
-<w:hdr xmlns:wpc="http://schemas.microsoft.com/office/word/2010/wordprocessingCanvas" xmlns:cx="http://schemas.microsoft.com/office/drawing/2014/chartex" xmlns:cx1="http://schemas.microsoft.com/office/drawing/2015/9/8/chartex" xmlns:cx2="http://schemas.microsoft.com/office/drawing/2015/10/21/chartex" xmlns:cx3="http://schemas.microsoft.com/office/drawing/2016/5/9/chartex" xmlns:cx4="http://schemas.microsoft.com/office/drawing/2016/5/10/chartex" xmlns:cx5="http://schemas.microsoft.com/office/drawing/2016/5/11/chartex" xmlns:cx6="http://schemas.microsoft.com/office/drawing/2016/5/12/chartex" xmlns:cx7="http://schemas.microsoft.com/office/drawing/2016/5/13/chartex" xmlns:cx8="http://schemas.microsoft.com/office/drawing/2016/5/14/chartex" xmlns:mc="http://schemas.openxmlformats.org/markup-compatibility/2006" xmlns:aink="http://schemas.microsoft.com/office/drawing/2016/ink" xmlns:am3d="http://schemas.microsoft.com/office/drawing/2017/model3d" xmlns:o="urn:schemas-microsoft-com:office:office" xmlns:oel="http://schemas.microsoft.com/office/2019/extlst" xmlns:r="http://schemas.openxmlformats.org/officeDocument/2006/relationships" xmlns:m="http://schemas.openxmlformats.org/officeDocument/2006/math" xmlns:v="urn:schemas-microsoft-com:vml" xmlns:wp14="http://schemas.microsoft.com/office/word/2010/wordprocessingDrawing" xmlns:wp="http://schemas.openxmlformats.org/drawingml/2006/wordprocessingDrawing" xmlns:w10="urn:schemas-microsoft-com:office:word" xmlns:w="http://schemas.openxmlformats.org/wordprocessingml/2006/main" xmlns:w14="http://schemas.microsoft.com/office/word/2010/wordml" xmlns:w15="http://schemas.microsoft.com/office/word/2012/wordml" xmlns:w16cex="http://schemas.microsoft.com/office/word/2018/wordml/cex" xmlns:w16cid="http://schemas.microsoft.com/office/word/2016/wordml/cid" xmlns:w16="http://schemas.microsoft.com/office/word/2018/wordml" xmlns:w16sdtdh="http://schemas.microsoft.com/office/word/2020/wordml/sdtdatahash" xmlns:w16se="http://schemas.microsoft.com/office/word/2015/wordml/symex" xmlns:wpg="http://schemas.microsoft.com/office/word/2010/wordprocessingGroup" xmlns:wpi="http://schemas.microsoft.com/office/word/2010/wordprocessingInk" xmlns:wne="http://schemas.microsoft.com/office/word/2006/wordml" xmlns:wps="http://schemas.microsoft.com/office/word/2010/wordprocessingShape" mc:Ignorable="w14 w15 w16se w16cid w16 w16cex w16sdtdh wp14">
+<w:hdr xmlns:wpc="http://schemas.microsoft.com/office/word/2010/wordprocessingCanvas" xmlns:cx="http://schemas.microsoft.com/office/drawing/2014/chartex" xmlns:cx1="http://schemas.microsoft.com/office/drawing/2015/9/8/chartex" xmlns:cx2="http://schemas.microsoft.com/office/drawing/2015/10/21/chartex" xmlns:cx3="http://schemas.microsoft.com/office/drawing/2016/5/9/chartex" xmlns:cx4="http://schemas.microsoft.com/office/drawing/2016/5/10/chartex" xmlns:cx5="http://schemas.microsoft.com/office/drawing/2016/5/11/chartex" xmlns:cx6="http://schemas.microsoft.com/office/drawing/2016/5/12/chartex" xmlns:cx7="http://schemas.microsoft.com/office/drawing/2016/5/13/chartex" xmlns:cx8="http://schemas.microsoft.com/office/drawing/2016/5/14/chartex" xmlns:mc="http://schemas.openxmlformats.org/markup-compatibility/2006" xmlns:aink="http://schemas.microsoft.com/office/drawing/2016/ink" xmlns:am3d="http://schemas.microsoft.com/office/drawing/2017/model3d" xmlns:o="urn:schemas-microsoft-com:office:office" xmlns:oel="http://schemas.microsoft.com/office/2019/extlst" xmlns:r="http://schemas.openxmlformats.org/officeDocument/2006/relationships" xmlns:m="http://schemas.openxmlformats.org/officeDocument/2006/math" xmlns:v="urn:schemas-microsoft-com:vml" xmlns:wp14="http://schemas.microsoft.com/office/word/2010/wordprocessingDrawing" xmlns:wp="http://schemas.openxmlformats.org/drawingml/2006/wordprocessingDrawing" xmlns:w10="urn:schemas-microsoft-com:office:word" xmlns:w="http://schemas.openxmlformats.org/wordprocessingml/2006/main" xmlns:w14="http://schemas.microsoft.com/office/word/2010/wordml" xmlns:w15="http://schemas.microsoft.com/office/word/2012/wordml" xmlns:w16cex="http://schemas.microsoft.com/office/word/2018/wordml/cex" xmlns:w16cid="http://schemas.microsoft.com/office/word/2016/wordml/cid" xmlns:w16="http://schemas.microsoft.com/office/word/2018/wordml" xmlns:w16du="http://schemas.microsoft.com/office/word/2023/wordml/word16du" xmlns:w16sdtdh="http://schemas.microsoft.com/office/word/2020/wordml/sdtdatahash" xmlns:w16sdtfl="http://schemas.microsoft.com/office/word/2024/wordml/sdtformatlock" xmlns:w16se="http://schemas.microsoft.com/office/word/2015/wordml/symex" xmlns:wpg="http://schemas.microsoft.com/office/word/2010/wordprocessingGroup" xmlns:wpi="http://schemas.microsoft.com/office/word/2010/wordprocessingInk" xmlns:wne="http://schemas.microsoft.com/office/word/2006/wordml" xmlns:wps="http://schemas.microsoft.com/office/word/2010/wordprocessingShape" mc:Ignorable="w14 w15 w16se w16cid w16 w16cex w16sdtdh w16sdtfl w16du wp14">
   <w:p>
     <w:pPr>
       <w:pStyle w:val="Header"/>
@@ -393,7 +595,7 @@
 </file>
 
 <file path=word/header2.xml><?xml version="1.0" encoding="utf-8"?>
-<w:hdr xmlns:wpc="http://schemas.microsoft.com/office/word/2010/wordprocessingCanvas" xmlns:cx="http://schemas.microsoft.com/office/drawing/2014/chartex" xmlns:cx1="http://schemas.microsoft.com/office/drawing/2015/9/8/chartex" xmlns:cx2="http://schemas.microsoft.com/office/drawing/2015/10/21/chartex" xmlns:cx3="http://schemas.microsoft.com/office/drawing/2016/5/9/chartex" xmlns:cx4="http://schemas.microsoft.com/office/drawing/2016/5/10/chartex" xmlns:cx5="http://schemas.microsoft.com/office/drawing/2016/5/11/chartex" xmlns:cx6="http://schemas.microsoft.com/office/drawing/2016/5/12/chartex" xmlns:cx7="http://schemas.microsoft.com/office/drawing/2016/5/13/chartex" xmlns:cx8="http://schemas.microsoft.com/office/drawing/2016/5/14/chartex" xmlns:mc="http://schemas.openxmlformats.org/markup-compatibility/2006" xmlns:aink="http://schemas.microsoft.com/office/drawing/2016/ink" xmlns:am3d="http://schemas.microsoft.com/office/drawing/2017/model3d" xmlns:o="urn:schemas-microsoft-com:office:office" xmlns:oel="http://schemas.microsoft.com/office/2019/extlst" xmlns:r="http://schemas.openxmlformats.org/officeDocument/2006/relationships" xmlns:m="http://schemas.openxmlformats.org/officeDocument/2006/math" xmlns:v="urn:schemas-microsoft-com:vml" xmlns:wp14="http://schemas.microsoft.com/office/word/2010/wordprocessingDrawing" xmlns:wp="http://schemas.openxmlformats.org/drawingml/2006/wordprocessingDrawing" xmlns:w10="urn:schemas-microsoft-com:office:word" xmlns:w="http://schemas.openxmlformats.org/wordprocessingml/2006/main" xmlns:w14="http://schemas.microsoft.com/office/word/2010/wordml" xmlns:w15="http://schemas.microsoft.com/office/word/2012/wordml" xmlns:w16cex="http://schemas.microsoft.com/office/word/2018/wordml/cex" xmlns:w16cid="http://schemas.microsoft.com/office/word/2016/wordml/cid" xmlns:w16="http://schemas.microsoft.com/office/word/2018/wordml" xmlns:w16sdtdh="http://schemas.microsoft.com/office/word/2020/wordml/sdtdatahash" xmlns:w16se="http://schemas.microsoft.com/office/word/2015/wordml/symex" xmlns:wpg="http://schemas.microsoft.com/office/word/2010/wordprocessingGroup" xmlns:wpi="http://schemas.microsoft.com/office/word/2010/wordprocessingInk" xmlns:wne="http://schemas.microsoft.com/office/word/2006/wordml" xmlns:wps="http://schemas.microsoft.com/office/word/2010/wordprocessingShape" mc:Ignorable="w14 w15 w16se w16cid w16 w16cex w16sdtdh wp14">
+<w:hdr xmlns:wpc="http://schemas.microsoft.com/office/word/2010/wordprocessingCanvas" xmlns:cx="http://schemas.microsoft.com/office/drawing/2014/chartex" xmlns:cx1="http://schemas.microsoft.com/office/drawing/2015/9/8/chartex" xmlns:cx2="http://schemas.microsoft.com/office/drawing/2015/10/21/chartex" xmlns:cx3="http://schemas.microsoft.com/office/drawing/2016/5/9/chartex" xmlns:cx4="http://schemas.microsoft.com/office/drawing/2016/5/10/chartex" xmlns:cx5="http://schemas.microsoft.com/office/drawing/2016/5/11/chartex" xmlns:cx6="http://schemas.microsoft.com/office/drawing/2016/5/12/chartex" xmlns:cx7="http://schemas.microsoft.com/office/drawing/2016/5/13/chartex" xmlns:cx8="http://schemas.microsoft.com/office/drawing/2016/5/14/chartex" xmlns:mc="http://schemas.openxmlformats.org/markup-compatibility/2006" xmlns:aink="http://schemas.microsoft.com/office/drawing/2016/ink" xmlns:am3d="http://schemas.microsoft.com/office/drawing/2017/model3d" xmlns:o="urn:schemas-microsoft-com:office:office" xmlns:oel="http://schemas.microsoft.com/office/2019/extlst" xmlns:r="http://schemas.openxmlformats.org/officeDocument/2006/relationships" xmlns:m="http://schemas.openxmlformats.org/officeDocument/2006/math" xmlns:v="urn:schemas-microsoft-com:vml" xmlns:wp14="http://schemas.microsoft.com/office/word/2010/wordprocessingDrawing" xmlns:wp="http://schemas.openxmlformats.org/drawingml/2006/wordprocessingDrawing" xmlns:w10="urn:schemas-microsoft-com:office:word" xmlns:w="http://schemas.openxmlformats.org/wordprocessingml/2006/main" xmlns:w14="http://schemas.microsoft.com/office/word/2010/wordml" xmlns:w15="http://schemas.microsoft.com/office/word/2012/wordml" xmlns:w16cex="http://schemas.microsoft.com/office/word/2018/wordml/cex" xmlns:w16cid="http://schemas.microsoft.com/office/word/2016/wordml/cid" xmlns:w16="http://schemas.microsoft.com/office/word/2018/wordml" xmlns:w16du="http://schemas.microsoft.com/office/word/2023/wordml/word16du" xmlns:w16sdtdh="http://schemas.microsoft.com/office/word/2020/wordml/sdtdatahash" xmlns:w16sdtfl="http://schemas.microsoft.com/office/word/2024/wordml/sdtformatlock" xmlns:w16se="http://schemas.microsoft.com/office/word/2015/wordml/symex" xmlns:wpg="http://schemas.microsoft.com/office/word/2010/wordprocessingGroup" xmlns:wpi="http://schemas.microsoft.com/office/word/2010/wordprocessingInk" xmlns:wne="http://schemas.microsoft.com/office/word/2006/wordml" xmlns:wps="http://schemas.microsoft.com/office/word/2010/wordprocessingShape" mc:Ignorable="w14 w15 w16se w16cid w16 w16cex w16sdtdh w16sdtfl w16du wp14">
   <w:p>
     <w:pPr>
       <w:pStyle w:val="Header"/>
@@ -404,7 +606,7 @@
 </file>
 
 <file path=word/header3.xml><?xml version="1.0" encoding="utf-8"?>
-<w:hdr xmlns:wpc="http://schemas.microsoft.com/office/word/2010/wordprocessingCanvas" xmlns:cx="http://schemas.microsoft.com/office/drawing/2014/chartex" xmlns:cx1="http://schemas.microsoft.com/office/drawing/2015/9/8/chartex" xmlns:cx2="http://schemas.microsoft.com/office/drawing/2015/10/21/chartex" xmlns:cx3="http://schemas.microsoft.com/office/drawing/2016/5/9/chartex" xmlns:cx4="http://schemas.microsoft.com/office/drawing/2016/5/10/chartex" xmlns:cx5="http://schemas.microsoft.com/office/drawing/2016/5/11/chartex" xmlns:cx6="http://schemas.microsoft.com/office/drawing/2016/5/12/chartex" xmlns:cx7="http://schemas.microsoft.com/office/drawing/2016/5/13/chartex" xmlns:cx8="http://schemas.microsoft.com/office/drawing/2016/5/14/chartex" xmlns:mc="http://schemas.openxmlformats.org/markup-compatibility/2006" xmlns:aink="http://schemas.microsoft.com/office/drawing/2016/ink" xmlns:am3d="http://schemas.microsoft.com/office/drawing/2017/model3d" xmlns:o="urn:schemas-microsoft-com:office:office" xmlns:oel="http://schemas.microsoft.com/office/2019/extlst" xmlns:r="http://schemas.openxmlformats.org/officeDocument/2006/relationships" xmlns:m="http://schemas.openxmlformats.org/officeDocument/2006/math" xmlns:v="urn:schemas-microsoft-com:vml" xmlns:wp14="http://schemas.microsoft.com/office/word/2010/wordprocessingDrawing" xmlns:wp="http://schemas.openxmlformats.org/drawingml/2006/wordprocessingDrawing" xmlns:w10="urn:schemas-microsoft-com:office:word" xmlns:w="http://schemas.openxmlformats.org/wordprocessingml/2006/main" xmlns:w14="http://schemas.microsoft.com/office/word/2010/wordml" xmlns:w15="http://schemas.microsoft.com/office/word/2012/wordml" xmlns:w16cex="http://schemas.microsoft.com/office/word/2018/wordml/cex" xmlns:w16cid="http://schemas.microsoft.com/office/word/2016/wordml/cid" xmlns:w16="http://schemas.microsoft.com/office/word/2018/wordml" xmlns:w16sdtdh="http://schemas.microsoft.com/office/word/2020/wordml/sdtdatahash" xmlns:w16se="http://schemas.microsoft.com/office/word/2015/wordml/symex" xmlns:wpg="http://schemas.microsoft.com/office/word/2010/wordprocessingGroup" xmlns:wpi="http://schemas.microsoft.com/office/word/2010/wordprocessingInk" xmlns:wne="http://schemas.microsoft.com/office/word/2006/wordml" xmlns:wps="http://schemas.microsoft.com/office/word/2010/wordprocessingShape" mc:Ignorable="w14 w15 w16se w16cid w16 w16cex w16sdtdh wp14">
+<w:hdr xmlns:wpc="http://schemas.microsoft.com/office/word/2010/wordprocessingCanvas" xmlns:cx="http://schemas.microsoft.com/office/drawing/2014/chartex" xmlns:cx1="http://schemas.microsoft.com/office/drawing/2015/9/8/chartex" xmlns:cx2="http://schemas.microsoft.com/office/drawing/2015/10/21/chartex" xmlns:cx3="http://schemas.microsoft.com/office/drawing/2016/5/9/chartex" xmlns:cx4="http://schemas.microsoft.com/office/drawing/2016/5/10/chartex" xmlns:cx5="http://schemas.microsoft.com/office/drawing/2016/5/11/chartex" xmlns:cx6="http://schemas.microsoft.com/office/drawing/2016/5/12/chartex" xmlns:cx7="http://schemas.microsoft.com/office/drawing/2016/5/13/chartex" xmlns:cx8="http://schemas.microsoft.com/office/drawing/2016/5/14/chartex" xmlns:mc="http://schemas.openxmlformats.org/markup-compatibility/2006" xmlns:aink="http://schemas.microsoft.com/office/drawing/2016/ink" xmlns:am3d="http://schemas.microsoft.com/office/drawing/2017/model3d" xmlns:o="urn:schemas-microsoft-com:office:office" xmlns:oel="http://schemas.microsoft.com/office/2019/extlst" xmlns:r="http://schemas.openxmlformats.org/officeDocument/2006/relationships" xmlns:m="http://schemas.openxmlformats.org/officeDocument/2006/math" xmlns:v="urn:schemas-microsoft-com:vml" xmlns:wp14="http://schemas.microsoft.com/office/word/2010/wordprocessingDrawing" xmlns:wp="http://schemas.openxmlformats.org/drawingml/2006/wordprocessingDrawing" xmlns:w10="urn:schemas-microsoft-com:office:word" xmlns:w="http://schemas.openxmlformats.org/wordprocessingml/2006/main" xmlns:w14="http://schemas.microsoft.com/office/word/2010/wordml" xmlns:w15="http://schemas.microsoft.com/office/word/2012/wordml" xmlns:w16cex="http://schemas.microsoft.com/office/word/2018/wordml/cex" xmlns:w16cid="http://schemas.microsoft.com/office/word/2016/wordml/cid" xmlns:w16="http://schemas.microsoft.com/office/word/2018/wordml" xmlns:w16du="http://schemas.microsoft.com/office/word/2023/wordml/word16du" xmlns:w16sdtdh="http://schemas.microsoft.com/office/word/2020/wordml/sdtdatahash" xmlns:w16sdtfl="http://schemas.microsoft.com/office/word/2024/wordml/sdtformatlock" xmlns:w16se="http://schemas.microsoft.com/office/word/2015/wordml/symex" xmlns:wpg="http://schemas.microsoft.com/office/word/2010/wordprocessingGroup" xmlns:wpi="http://schemas.microsoft.com/office/word/2010/wordprocessingInk" xmlns:wne="http://schemas.microsoft.com/office/word/2006/wordml" xmlns:wps="http://schemas.microsoft.com/office/word/2010/wordprocessingShape" mc:Ignorable="w14 w15 w16se w16cid w16 w16cex w16sdtdh w16sdtfl w16du wp14">
   <w:p>
     <w:pPr>
       <w:pStyle w:val="Header"/>
@@ -413,7 +615,7 @@
     <w:r>
       <w:tab/>
       <w:tab/>
-      <w:t>2026-06-17</w:t>
+      <w:t>2026-06-18</w:t>
       <w:br/>
       <w:br/>
     </w:r>
@@ -426,7 +628,7 @@
 </file>
 
 <file path=word/numbering.xml><?xml version="1.0" encoding="utf-8"?>
-<w:numbering xmlns:wpc="http://schemas.microsoft.com/office/word/2010/wordprocessingCanvas" xmlns:cx="http://schemas.microsoft.com/office/drawing/2014/chartex" xmlns:cx1="http://schemas.microsoft.com/office/drawing/2015/9/8/chartex" xmlns:cx2="http://schemas.microsoft.com/office/drawing/2015/10/21/chartex" xmlns:cx3="http://schemas.microsoft.com/office/drawing/2016/5/9/chartex" xmlns:cx4="http://schemas.microsoft.com/office/drawing/2016/5/10/chartex" xmlns:cx5="http://schemas.microsoft.com/office/drawing/2016/5/11/chartex" xmlns:cx6="http://schemas.microsoft.com/office/drawing/2016/5/12/chartex" xmlns:cx7="http://schemas.microsoft.com/office/drawing/2016/5/13/chartex" xmlns:cx8="http://schemas.microsoft.com/office/drawing/2016/5/14/chartex" xmlns:mc="http://schemas.openxmlformats.org/markup-compatibility/2006" xmlns:aink="http://schemas.microsoft.com/office/drawing/2016/ink" xmlns:am3d="http://schemas.microsoft.com/office/drawing/2017/model3d" xmlns:o="urn:schemas-microsoft-com:office:office" xmlns:oel="http://schemas.microsoft.com/office/2019/extlst" xmlns:r="http://schemas.openxmlformats.org/officeDocument/2006/relationships" xmlns:m="http://schemas.openxmlformats.org/officeDocument/2006/math" xmlns:v="urn:schemas-microsoft-com:vml" xmlns:wp14="http://schemas.microsoft.com/office/word/2010/wordprocessingDrawing" xmlns:wp="http://schemas.openxmlformats.org/drawingml/2006/wordprocessingDrawing" xmlns:w10="urn:schemas-microsoft-com:office:word" xmlns:w="http://schemas.openxmlformats.org/wordprocessingml/2006/main" xmlns:w14="http://schemas.microsoft.com/office/word/2010/wordml" xmlns:w15="http://schemas.microsoft.com/office/word/2012/wordml" xmlns:w16cex="http://schemas.microsoft.com/office/word/2018/wordml/cex" xmlns:w16cid="http://schemas.microsoft.com/office/word/2016/wordml/cid" xmlns:w16="http://schemas.microsoft.com/office/word/2018/wordml" xmlns:w16sdtdh="http://schemas.microsoft.com/office/word/2020/wordml/sdtdatahash" xmlns:w16se="http://schemas.microsoft.com/office/word/2015/wordml/symex" xmlns:wpg="http://schemas.microsoft.com/office/word/2010/wordprocessingGroup" xmlns:wpi="http://schemas.microsoft.com/office/word/2010/wordprocessingInk" xmlns:wne="http://schemas.microsoft.com/office/word/2006/wordml" xmlns:wps="http://schemas.microsoft.com/office/word/2010/wordprocessingShape" mc:Ignorable="w14 w15 w16se w16cid w16 w16cex w16sdtdh wp14">
+<w:numbering xmlns:wpc="http://schemas.microsoft.com/office/word/2010/wordprocessingCanvas" xmlns:cx="http://schemas.microsoft.com/office/drawing/2014/chartex" xmlns:cx1="http://schemas.microsoft.com/office/drawing/2015/9/8/chartex" xmlns:cx2="http://schemas.microsoft.com/office/drawing/2015/10/21/chartex" xmlns:cx3="http://schemas.microsoft.com/office/drawing/2016/5/9/chartex" xmlns:cx4="http://schemas.microsoft.com/office/drawing/2016/5/10/chartex" xmlns:cx5="http://schemas.microsoft.com/office/drawing/2016/5/11/chartex" xmlns:cx6="http://schemas.microsoft.com/office/drawing/2016/5/12/chartex" xmlns:cx7="http://schemas.microsoft.com/office/drawing/2016/5/13/chartex" xmlns:cx8="http://schemas.microsoft.com/office/drawing/2016/5/14/chartex" xmlns:mc="http://schemas.openxmlformats.org/markup-compatibility/2006" xmlns:aink="http://schemas.microsoft.com/office/drawing/2016/ink" xmlns:am3d="http://schemas.microsoft.com/office/drawing/2017/model3d" xmlns:o="urn:schemas-microsoft-com:office:office" xmlns:oel="http://schemas.microsoft.com/office/2019/extlst" xmlns:r="http://schemas.openxmlformats.org/officeDocument/2006/relationships" xmlns:m="http://schemas.openxmlformats.org/officeDocument/2006/math" xmlns:v="urn:schemas-microsoft-com:vml" xmlns:wp14="http://schemas.microsoft.com/office/word/2010/wordprocessingDrawing" xmlns:wp="http://schemas.openxmlformats.org/drawingml/2006/wordprocessingDrawing" xmlns:w10="urn:schemas-microsoft-com:office:word" xmlns:w="http://schemas.openxmlformats.org/wordprocessingml/2006/main" xmlns:w14="http://schemas.microsoft.com/office/word/2010/wordml" xmlns:w15="http://schemas.microsoft.com/office/word/2012/wordml" xmlns:w16cex="http://schemas.microsoft.com/office/word/2018/wordml/cex" xmlns:w16cid="http://schemas.microsoft.com/office/word/2016/wordml/cid" xmlns:w16="http://schemas.microsoft.com/office/word/2018/wordml" xmlns:w16du="http://schemas.microsoft.com/office/word/2023/wordml/word16du" xmlns:w16sdtdh="http://schemas.microsoft.com/office/word/2020/wordml/sdtdatahash" xmlns:w16sdtfl="http://schemas.microsoft.com/office/word/2024/wordml/sdtformatlock" xmlns:w16se="http://schemas.microsoft.com/office/word/2015/wordml/symex" xmlns:wpg="http://schemas.microsoft.com/office/word/2010/wordprocessingGroup" xmlns:wpi="http://schemas.microsoft.com/office/word/2010/wordprocessingInk" xmlns:wne="http://schemas.microsoft.com/office/word/2006/wordml" xmlns:wps="http://schemas.microsoft.com/office/word/2010/wordprocessingShape" mc:Ignorable="w14 w15 w16se w16cid w16 w16cex w16sdtdh w16sdtfl w16du wp14">
   <w:abstractNum w:abstractNumId="0" w15:restartNumberingAfterBreak="0">
     <w:nsid w:val="FFFFFF7C"/>
     <w:multiLevelType w:val="singleLevel"/>
@@ -629,7 +831,7 @@
 </file>
 
 <file path=word/styles.xml><?xml version="1.0" encoding="utf-8"?>
-<w:styles xmlns:mc="http://schemas.openxmlformats.org/markup-compatibility/2006" xmlns:r="http://schemas.openxmlformats.org/officeDocument/2006/relationships" xmlns:w="http://schemas.openxmlformats.org/wordprocessingml/2006/main" xmlns:w14="http://schemas.microsoft.com/office/word/2010/wordml" xmlns:w15="http://schemas.microsoft.com/office/word/2012/wordml" xmlns:w16cex="http://schemas.microsoft.com/office/word/2018/wordml/cex" xmlns:w16cid="http://schemas.microsoft.com/office/word/2016/wordml/cid" xmlns:w16="http://schemas.microsoft.com/office/word/2018/wordml" xmlns:w16sdtdh="http://schemas.microsoft.com/office/word/2020/wordml/sdtdatahash" xmlns:w16se="http://schemas.microsoft.com/office/word/2015/wordml/symex" mc:Ignorable="w14 w15 w16se w16cid w16 w16cex w16sdtdh">
+<w:styles xmlns:mc="http://schemas.openxmlformats.org/markup-compatibility/2006" xmlns:r="http://schemas.openxmlformats.org/officeDocument/2006/relationships" xmlns:w="http://schemas.openxmlformats.org/wordprocessingml/2006/main" xmlns:w14="http://schemas.microsoft.com/office/word/2010/wordml" xmlns:w15="http://schemas.microsoft.com/office/word/2012/wordml" xmlns:w16cex="http://schemas.microsoft.com/office/word/2018/wordml/cex" xmlns:w16cid="http://schemas.microsoft.com/office/word/2016/wordml/cid" xmlns:w16="http://schemas.microsoft.com/office/word/2018/wordml" xmlns:w16du="http://schemas.microsoft.com/office/word/2023/wordml/word16du" xmlns:w16sdtdh="http://schemas.microsoft.com/office/word/2020/wordml/sdtdatahash" xmlns:w16sdtfl="http://schemas.microsoft.com/office/word/2024/wordml/sdtformatlock" xmlns:w16se="http://schemas.microsoft.com/office/word/2015/wordml/symex" mc:Ignorable="w14 w15 w16se w16cid w16 w16cex w16sdtdh w16sdtfl w16du">
   <w:docDefaults>
     <w:rPrDefault>
       <w:rPr>
@@ -1387,7 +1589,7 @@
     <w:link w:val="TitleChar"/>
     <w:uiPriority w:val="10"/>
     <w:qFormat/>
-    <w:rsid w:val="007106C8"/>
+    <w:rsid w:val="00E854FA"/>
     <w:pPr>
       <w:spacing w:after="300" w:line="240" w:lineRule="auto"/>
       <w:contextualSpacing/>
@@ -1397,7 +1599,7 @@
       <w:rFonts w:eastAsiaTheme="majorEastAsia" w:cstheme="majorBidi"/>
       <w:spacing w:val="5"/>
       <w:kern w:val="28"/>
-      <w:sz w:val="52"/>
+      <w:sz w:val="40"/>
       <w:szCs w:val="52"/>
       <w:lang w:val="sv-SE" w:eastAsia="en-US" w:bidi="ar-SA"/>
     </w:rPr>
@@ -1407,12 +1609,12 @@
     <w:basedOn w:val="DefaultParagraphFont"/>
     <w:link w:val="Title"/>
     <w:uiPriority w:val="10"/>
-    <w:rsid w:val="007106C8"/>
+    <w:rsid w:val="00E854FA"/>
     <w:rPr>
       <w:rFonts w:ascii="Times New Roman" w:eastAsiaTheme="majorEastAsia" w:hAnsi="Times New Roman" w:cstheme="majorBidi"/>
       <w:spacing w:val="5"/>
       <w:kern w:val="28"/>
-      <w:sz w:val="52"/>
+      <w:sz w:val="40"/>
       <w:szCs w:val="52"/>
       <w:lang w:val="sv-SE" w:eastAsia="en-US" w:bidi="ar-SA"/>
     </w:rPr>

--- a/tillsyn/A 26552-2022 tillsynsbegäran.docx
+++ b/tillsyn/A 26552-2022 tillsynsbegäran.docx
@@ -615,7 +615,7 @@
     <w:r>
       <w:tab/>
       <w:tab/>
-      <w:t>2026-06-18</w:t>
+      <w:t>2026-06-19</w:t>
       <w:br/>
       <w:br/>
     </w:r>

--- a/tillsyn/A 26552-2022 tillsynsbegäran.docx
+++ b/tillsyn/A 26552-2022 tillsynsbegäran.docx
@@ -615,7 +615,7 @@
     <w:r>
       <w:tab/>
       <w:tab/>
-      <w:t>2026-06-19</w:t>
+      <w:t>2026-06-20</w:t>
       <w:br/>
       <w:br/>
     </w:r>

--- a/tillsyn/A 26552-2022 tillsynsbegäran.docx
+++ b/tillsyn/A 26552-2022 tillsynsbegäran.docx
@@ -12,10 +12,7 @@
     </w:p>
     <w:p>
       <w:r>
-        <w:t>Detta dokument behandlar höga naturvärden i avverkningsanmälan A 26552-2022 i Östhammars kommun som inkom 2022-06-27 och omfattar 2,2 ha.</w:t>
-      </w:r>
-      <w:r>
-        <w:t xml:space="preserve"> I Figur 1 visas fyndplatser för naturvårdsarter i området, som finns registrerade på Artportalen.</w:t>
+        <w:t>Denna tillsynsbegäran behandlar höga naturvärden i avverkningsanmälan A 26552-2022 i Östhammars kommun som inkom 2022-06-27 och omfattar 2,2 ha.</w:t>
       </w:r>
     </w:p>
     <w:p>
@@ -63,7 +60,20 @@
         <w:spacing w:after="240"/>
       </w:pPr>
       <w:r>
-        <w:t>Figur 1. Fyndplatser för naturvårdsarter i och inom 5 meter från avverkningsanmälan (röd linje). Inom parentes anges rödlistekategorier, S för signalarter, Tför typiska arter och fridlysningsparagrafer i artskyddsförordningen.Markörer utan svart kant är placerade på fyndplatsen. Markörer med svart kant är placerade vid sidan av fyndplatsen och har ett svart streck som visar fyndplatsens exakta position. Kartans mittpunktskoordinat är N 6700714, E 673656 i SWEREF 99 TM.</w:t>
+        <w:t>Figur 1. Fyndplatser för naturvårdsarter i och inom 5 meter från avverkningsanmälan. Markörer utan svart kant är placerade på fyndplatsen. Markörer med svart kant är placerade vid sidan av fyndplatsen har ett svart streck som visar fyndplatsens exakta position. Kartans mittpunktskoordinat är N 6700714, E 673656 i SWEREF 99 TM.</w:t>
+      </w:r>
+    </w:p>
+    <w:p>
+      <w:r>
+        <w:t>I och inom 5 meter från avverkningsanmälan finns fynd av 6 naturvårdsarter, varav 3 är rödlistade, 6 är fridlysta och 1 är typisk (T): grönsångare (NT, §4), nordfladdermus (NT, §4a), sädesärla (NT, §4), mindre flugsnappare (T, §4), dvärgpipistrell (§4a) och vattenfladdermus (§4a). Se Figur 1.</w:t>
+      </w:r>
+    </w:p>
+    <w:p>
+      <w:pPr>
+        <w:pStyle w:val="Heading1"/>
+      </w:pPr>
+      <w:r>
+        <w:t>Tillsynsbegäran</w:t>
       </w:r>
     </w:p>
     <w:p>
@@ -77,64 +87,16 @@
       </w:r>
     </w:p>
     <w:p>
-      <w:r>
-        <w:t>Nedan beskrivs fynd av naturvårdsarter och fridlysta arter som gjorts i det avverkningsanmälda området. I BILAGA 1 finns artfakta om fridlysta arter.</w:t>
-      </w:r>
-    </w:p>
-    <w:p>
       <w:pPr>
         <w:pStyle w:val="Heading1"/>
       </w:pPr>
       <w:r>
-        <w:t>Naturvårdsarter</w:t>
+        <w:t>Naturvårdsarter och fridlysta arter</w:t>
       </w:r>
     </w:p>
     <w:p>
       <w:r>
-        <w:t>I och inom 5 meter från avverkningsanmälan har följande 6 naturvårdsarter hittats: grönsångare (NT, §4), nordfladdermus (NT, §4a), sädesärla (NT, §4), mindre flugsnappare (T, §4), dvärgpipistrell (§4a) och vattenfladdermus (§4a). Av dessa är 3 rödlistade. För rödlistade arter har rödlistekategorin angivits inom parentes. Typiska arter inom Natura 2000 som är kopplade till skogsekosystem har markerats med (T). För fridlysta arter anges även paragrafen i Artskyddsförordningen som arten är fridlyst enligt.</w:t>
-      </w:r>
-    </w:p>
-    <w:p>
-      <w:r>
-        <w:t>De påträffade naturvårdsarterna är ett tydligt kvitto på att det rör sig om en skog med höga naturvärden.</w:t>
-      </w:r>
-    </w:p>
-    <w:p>
-      <w:pPr>
-        <w:pStyle w:val="Heading2"/>
-      </w:pPr>
-      <w:r>
-        <w:t>Fridlysta arter</w:t>
-      </w:r>
-    </w:p>
-    <w:p>
-      <w:r>
-        <w:t>Följande fridlysta arter har sina livsmiljöer och växtplatser i den avverkningsanmälda skogen: grönsångare (NT, §4), nordfladdermus (NT, §4a), sädesärla (NT, §4), mindre flugsnappare (T, §4), dvärgpipistrell (§4a) och vattenfladdermus (§4a).</w:t>
-      </w:r>
-    </w:p>
-    <w:p>
-      <w:r>
-        <w:t xml:space="preserve">Observera att medlemsländerna är skyldiga att agera i enlighet med EU:s fågeldirektiv där det uttryckligen står att direktivet gäller för fåglar samt för deras ägg, bon och </w:t>
-      </w:r>
-      <w:r>
-        <w:rPr>
-          <w:b/>
-        </w:rPr>
-        <w:t xml:space="preserve">livsmiljöer </w:t>
-      </w:r>
-      <w:r>
-        <w:t>(artikel 1). Vidare att de åtgärder som vidtas inte får leda till en försämring av den nuvarande situationen beträffande bevarandet av de fågelarter som avses i artikel 1 (artikel 13). Fågeldirektivet är styrande för tillsynsansvariga myndigheters ärendehantering, ställningstaganden och beslutsfattande.</w:t>
-      </w:r>
-    </w:p>
-    <w:p>
-      <w:r>
-        <w:rPr>
-          <w:b/>
-        </w:rPr>
-        <w:t>Dvärgpipistrell (§4a)</w:t>
-      </w:r>
-      <w:r>
-        <w:t xml:space="preserve"> omfattas av bilaga 4 EU:s art- och habitatdirektiv vilket innebär ett strikt skydd där arten och dess livsmiljöer ska bevaras. Arten förekommer i alla typer av glesare skogar men föredrar framförallt lövskog. Den födosöker inne bland träden och man hittar den i trädbärande beteshagar, i kantzoner mellan skog och odlingsmark, i närheten av vatten och i bymiljöer. Den undviker stora sammanhängande öppna miljöer såsom åkrar och hyggen. Skogsbruksåtgärder som leder till minskad förekomst av äldre, gles skog och då särskilt tillgång på hålträd och träd med löst sittande bark kan leda till brist på koloniplatser och viloplatser (SLU Artdatabanken, 2024; Skogsstyrelsen, 2016).</w:t>
+        <w:t>Nedan följer beskrivningar av de naturvårdsarter och fridlysta arter som har sina livsmiljöer och växtplatser i den avverkningsanmälda skogen. Se även ytterligare artfakta i BILAGA 1. De påträffade naturvårdsarterna är ett tydligt kvitto på att det rör sig om en skog med höga naturvärden.</w:t>
       </w:r>
     </w:p>
     <w:p>
@@ -146,6 +108,17 @@
       </w:r>
       <w:r>
         <w:t xml:space="preserve"> är rödlistad som nära hotad (NT) och fridlyst enligt 4§ artskyddsförordningen. Den har minskat med 17 (6–24) % under de senaste 10 åren och minskningstakten för den svenska populationen bedöms vara nära gränsvärdet för Sårbar (VU). (A2b). Arten häckar i högstammig skog, främst lövskog men även i granskog, i regel utan kraftigare undervegetation. Den förekommer i södra och mellersta Sverige samt i Norrlands kustland norrut till Norrbotten. Förekommer dessutom sällsynt i Norrlands inland (SLU Artdatabanken, 2024). Orsaken till grönsångarens nedgång och är oklar varvid det är viktigt att försiktighetsprincipen enligt 2 kap. 3 § miljöbalken tillämpas för att bevara artens livsmiljöer och vända den negativa trenden.</w:t>
+      </w:r>
+    </w:p>
+    <w:p>
+      <w:r>
+        <w:rPr>
+          <w:b/>
+        </w:rPr>
+        <w:t>Nordfladdermus (NT, §4a)</w:t>
+      </w:r>
+      <w:r>
+        <w:t xml:space="preserve"> omfattas av bilaga 4 EU:s art- och habitatdirektiv vilket innebär ett strikt skydd där arten och dess livsmiljöer ska bevaras. Nordfladdermus föredrar variationsrik skog med förekomst av sjöar, vattendrag och våtmarker och hittas framförallt i halvöppna miljöer som trädbärande beteshagar och i kantzoner mellan skog och odlingsmark. Den undviker stora öppna områden som stora hyggen och större sammanhängande planteringar vilket minskar längden bryn och landskapets heterogenitet och därmed födotillgången och mängden lämpliga jaktplatser. Skogsbruksåtgärder som leder till minskad förekomst av äldre, gles skog och då särskilt tillgång på hålträd och träd med löst sittande bark kan leda till brist på koloniplatser och viloplatser. Nordfladdermus har minskat med 27,5 (5–50) % under de senaste 21 åren och minskningstakten för den svenska populationen bedöms vara nära gränsvärdet för Sårbar (VU). (A2bc) (SLU Artdatabanken, 2024; Skogsstyrelsen, 2016).</w:t>
       </w:r>
     </w:p>
     <w:p>
@@ -213,10 +186,10 @@
         <w:rPr>
           <w:b/>
         </w:rPr>
-        <w:t>Nordfladdermus (NT, §4a)</w:t>
+        <w:t>Dvärgpipistrell (§4a)</w:t>
       </w:r>
       <w:r>
-        <w:t xml:space="preserve"> omfattas av bilaga 4 EU:s art- och habitatdirektiv vilket innebär ett strikt skydd där arten och dess livsmiljöer ska bevaras. Nordfladdermus föredrar variationsrik skog med förekomst av sjöar, vattendrag och våtmarker och hittas framförallt i halvöppna miljöer som trädbärande beteshagar och i kantzoner mellan skog och odlingsmark. Den undviker stora öppna områden som stora hyggen och större sammanhängande planteringar vilket minskar längden bryn och landskapets heterogenitet och därmed födotillgången och mängden lämpliga jaktplatser. Skogsbruksåtgärder som leder till minskad förekomst av äldre, gles skog och då särskilt tillgång på hålträd och träd med löst sittande bark kan leda till brist på koloniplatser och viloplatser. Nordfladdermus har minskat med 27,5 (5–50) % under de senaste 21 åren och minskningstakten för den svenska populationen bedöms vara nära gränsvärdet för Sårbar (VU). (A2bc) (SLU Artdatabanken, 2024; Skogsstyrelsen, 2016).</w:t>
+        <w:t xml:space="preserve"> omfattas av bilaga 4 EU:s art- och habitatdirektiv vilket innebär ett strikt skydd där arten och dess livsmiljöer ska bevaras. Arten förekommer i alla typer av glesare skogar men föredrar framförallt lövskog. Den födosöker inne bland träden och man hittar den i trädbärande beteshagar, i kantzoner mellan skog och odlingsmark, i närheten av vatten och i bymiljöer. Den undviker stora sammanhängande öppna miljöer såsom åkrar och hyggen. Skogsbruksåtgärder som leder till minskad förekomst av äldre, gles skog och då särskilt tillgång på hålträd och träd med löst sittande bark kan leda till brist på koloniplatser och viloplatser (SLU Artdatabanken, 2024; Skogsstyrelsen, 2016).</w:t>
       </w:r>
     </w:p>
     <w:p>
@@ -249,8 +222,25 @@
       </w:r>
     </w:p>
     <w:p>
+      <w:pPr>
+        <w:pStyle w:val="Heading1"/>
+      </w:pPr>
       <w:r>
-        <w:t>I BILAGA 1 finns mer detaljerad information om ekologi samt krav på livsmiljö hos fridlysta arter.</w:t>
+        <w:t>EU:s fågeldirektiv</w:t>
+      </w:r>
+    </w:p>
+    <w:p>
+      <w:r>
+        <w:t xml:space="preserve">Europeiska unionens medlemsländer är skyldiga att agera i enlighet med EU:s fågeldirektiv där det uttryckligen står att direktivet gäller för fåglar samt för deras ägg, bon och </w:t>
+      </w:r>
+      <w:r>
+        <w:rPr>
+          <w:b/>
+        </w:rPr>
+        <w:t xml:space="preserve">livsmiljöer </w:t>
+      </w:r>
+      <w:r>
+        <w:t>(artikel 1). Vidare att de åtgärder som vidtas inte får leda till en försämring av den nuvarande situationen beträffande bevarandet av de fågelarter som avses i artikel 1 (artikel 13). Fågeldirektivet är styrande för tillsynsansvariga myndigheters ärendehantering, ställningstaganden och beslutsfattande.</w:t>
       </w:r>
     </w:p>
     <w:p>
@@ -271,12 +261,17 @@
         <w:pStyle w:val="Heading1"/>
       </w:pPr>
       <w:r>
-        <w:t>Dvärgpipistrell – ekologi samt krav på livsmiljön</w:t>
+        <w:t>Nordfladdermus – ekologi samt krav på livsmiljön</w:t>
       </w:r>
     </w:p>
     <w:p>
       <w:r>
-        <w:t>Dvärgpipistrell (§4a) omfattas av bilaga 4 EU:s art- och habitatdirektiv vilket innebär ett strikt skydd för arten och dess livsmiljöer. Arten förekommer i alla typer av glesare skogar men föredrar framförallt lövskog. Den födosöker inne bland träden och man hittar den i trädbärande beteshagar, i kantzoner mellan skog och odlingsmark, i närheten av vatten och i bymiljöer. Den undviker stora sammanhängande öppna miljöer såsom åkrar och hyggen. Skogsbruksåtgärder som leder till minskad förekomst av äldre, gles skog och då särskilt tillgång på hålträd och träd med löst sittande bark kan leda till brist på koloniplatser och viloplatser (SLU Artdatabanken, 2024; Skogsstyrelsen, 2016).</w:t>
+        <w:t>Nordfladdermus (NT, §4a) omfattas av bilaga 4 EU:s art- och habitatdirektiv vilket innebär ett strikt skydd för arten och dess livsmiljöer. Arten har minskat med 27,5 (5–50) % under de senaste 21 åren och minskningstakten för den svenska populationen bedöms vara nära gränsvärdet för Sårbar (VU). (A2bc) (SLU Artdatabanken, 2024).</w:t>
+      </w:r>
+    </w:p>
+    <w:p>
+      <w:r>
+        <w:t>Nordfladdermus föredrar variationsrik skog med förekomst av sjöar, vattendrag och våtmarker och hittas framförallt i halvöppna miljöer som trädbärande beteshagar och i kantzoner mellan skog och odlingsmark. Den undviker stora öppna områden som stora hyggen och större sammanhängande planteringar vilket minskar längden bryn och landskapets heterogenitet och därmed födotillgången och mängden lämpliga jaktplatser. Skogsbruksåtgärder som leder till minskad förekomst av äldre, gles skog och då särskilt tillgång på hålträd och träd med löst sittande bark kan leda till brist på koloniplatser och viloplatser (SLU Artdatabanken, 2024; Skogsstyrelsen, 2016).</w:t>
       </w:r>
     </w:p>
     <w:p>
@@ -289,7 +284,7 @@
         <w:pStyle w:val="Heading2"/>
       </w:pPr>
       <w:r>
-        <w:t>Referenser – dvärgpipistrell</w:t>
+        <w:t>Referenser – nordfladdermus</w:t>
       </w:r>
     </w:p>
     <w:p>
@@ -300,7 +295,7 @@
         <w:rPr>
           <w:i/>
         </w:rPr>
-        <w:t xml:space="preserve">Vägledning för hänsyn till pipistrell. </w:t>
+        <w:t xml:space="preserve">Vägledning för hänsyn till nordfladdermus. </w:t>
       </w:r>
       <w:r>
         <w:t>Vägledningar och kunskapsstöd artskydd - Skogsstyrelsen</w:t>
@@ -314,10 +309,10 @@
         <w:rPr>
           <w:i/>
         </w:rPr>
-        <w:t xml:space="preserve">  Artfakta: dvärgpipistrell (Pipistrellus pygmaeus). </w:t>
+        <w:t xml:space="preserve">  Artfakta: nordfladdermus (Eptesicus nilssonii). </w:t>
       </w:r>
       <w:r>
-        <w:t>https://artfakta.se/taxa/205995</w:t>
+        <w:t>https://artfakta.se/taxa/205998</w:t>
       </w:r>
     </w:p>
     <w:p>
@@ -433,17 +428,12 @@
         <w:pStyle w:val="Heading1"/>
       </w:pPr>
       <w:r>
-        <w:t>Nordfladdermus – ekologi samt krav på livsmiljön</w:t>
+        <w:t>Dvärgpipistrell – ekologi samt krav på livsmiljön</w:t>
       </w:r>
     </w:p>
     <w:p>
       <w:r>
-        <w:t>Nordfladdermus (NT, §4a) omfattas av bilaga 4 EU:s art- och habitatdirektiv vilket innebär ett strikt skydd för arten och dess livsmiljöer. Arten har minskat med 27,5 (5–50) % under de senaste 21 åren och minskningstakten för den svenska populationen bedöms vara nära gränsvärdet för Sårbar (VU). (A2bc) (SLU Artdatabanken, 2024).</w:t>
-      </w:r>
-    </w:p>
-    <w:p>
-      <w:r>
-        <w:t>Nordfladdermus föredrar variationsrik skog med förekomst av sjöar, vattendrag och våtmarker och hittas framförallt i halvöppna miljöer som trädbärande beteshagar och i kantzoner mellan skog och odlingsmark. Den undviker stora öppna områden som stora hyggen och större sammanhängande planteringar vilket minskar längden bryn och landskapets heterogenitet och därmed födotillgången och mängden lämpliga jaktplatser. Skogsbruksåtgärder som leder till minskad förekomst av äldre, gles skog och då särskilt tillgång på hålträd och träd med löst sittande bark kan leda till brist på koloniplatser och viloplatser (SLU Artdatabanken, 2024; Skogsstyrelsen, 2016).</w:t>
+        <w:t>Dvärgpipistrell (§4a) omfattas av bilaga 4 EU:s art- och habitatdirektiv vilket innebär ett strikt skydd för arten och dess livsmiljöer. Arten förekommer i alla typer av glesare skogar men föredrar framförallt lövskog. Den födosöker inne bland träden och man hittar den i trädbärande beteshagar, i kantzoner mellan skog och odlingsmark, i närheten av vatten och i bymiljöer. Den undviker stora sammanhängande öppna miljöer såsom åkrar och hyggen. Skogsbruksåtgärder som leder till minskad förekomst av äldre, gles skog och då särskilt tillgång på hålträd och träd med löst sittande bark kan leda till brist på koloniplatser och viloplatser (SLU Artdatabanken, 2024; Skogsstyrelsen, 2016).</w:t>
       </w:r>
     </w:p>
     <w:p>
@@ -456,7 +446,7 @@
         <w:pStyle w:val="Heading2"/>
       </w:pPr>
       <w:r>
-        <w:t>Referenser – nordfladdermus</w:t>
+        <w:t>Referenser – dvärgpipistrell</w:t>
       </w:r>
     </w:p>
     <w:p>
@@ -467,7 +457,7 @@
         <w:rPr>
           <w:i/>
         </w:rPr>
-        <w:t xml:space="preserve">Vägledning för hänsyn till nordfladdermus. </w:t>
+        <w:t xml:space="preserve">Vägledning för hänsyn till pipistrell. </w:t>
       </w:r>
       <w:r>
         <w:t>Vägledningar och kunskapsstöd artskydd - Skogsstyrelsen</w:t>
@@ -481,10 +471,10 @@
         <w:rPr>
           <w:i/>
         </w:rPr>
-        <w:t xml:space="preserve">  Artfakta: nordfladdermus (Eptesicus nilssonii). </w:t>
+        <w:t xml:space="preserve">  Artfakta: dvärgpipistrell (Pipistrellus pygmaeus). </w:t>
       </w:r>
       <w:r>
-        <w:t>https://artfakta.se/taxa/205998</w:t>
+        <w:t>https://artfakta.se/taxa/205995</w:t>
       </w:r>
     </w:p>
     <w:sectPr>
@@ -615,7 +605,7 @@
     <w:r>
       <w:tab/>
       <w:tab/>
-      <w:t>2026-06-20</w:t>
+      <w:t>2026-06-21</w:t>
       <w:br/>
       <w:br/>
     </w:r>

--- a/tillsyn/A 26552-2022 tillsynsbegäran.docx
+++ b/tillsyn/A 26552-2022 tillsynsbegäran.docx
@@ -605,7 +605,7 @@
     <w:r>
       <w:tab/>
       <w:tab/>
-      <w:t>2026-06-21</w:t>
+      <w:t>2026-06-22</w:t>
       <w:br/>
       <w:br/>
     </w:r>

--- a/tillsyn/A 26552-2022 tillsynsbegäran.docx
+++ b/tillsyn/A 26552-2022 tillsynsbegäran.docx
@@ -605,7 +605,7 @@
     <w:r>
       <w:tab/>
       <w:tab/>
-      <w:t>2026-06-22</w:t>
+      <w:t>2026-06-23</w:t>
       <w:br/>
       <w:br/>
     </w:r>

--- a/tillsyn/A 26552-2022 tillsynsbegäran.docx
+++ b/tillsyn/A 26552-2022 tillsynsbegäran.docx
@@ -605,7 +605,7 @@
     <w:r>
       <w:tab/>
       <w:tab/>
-      <w:t>2026-06-23</w:t>
+      <w:t>2026-06-24</w:t>
       <w:br/>
       <w:br/>
     </w:r>

--- a/tillsyn/A 26552-2022 tillsynsbegäran.docx
+++ b/tillsyn/A 26552-2022 tillsynsbegäran.docx
@@ -605,7 +605,7 @@
     <w:r>
       <w:tab/>
       <w:tab/>
-      <w:t>2026-06-24</w:t>
+      <w:t>2026-06-25</w:t>
       <w:br/>
       <w:br/>
     </w:r>

--- a/tillsyn/A 26552-2022 tillsynsbegäran.docx
+++ b/tillsyn/A 26552-2022 tillsynsbegäran.docx
@@ -605,7 +605,7 @@
     <w:r>
       <w:tab/>
       <w:tab/>
-      <w:t>2026-06-25</w:t>
+      <w:t>2026-06-26</w:t>
       <w:br/>
       <w:br/>
     </w:r>

--- a/tillsyn/A 26552-2022 tillsynsbegäran.docx
+++ b/tillsyn/A 26552-2022 tillsynsbegäran.docx
@@ -605,7 +605,7 @@
     <w:r>
       <w:tab/>
       <w:tab/>
-      <w:t>2026-06-26</w:t>
+      <w:t>2026-06-27</w:t>
       <w:br/>
       <w:br/>
     </w:r>

--- a/tillsyn/A 26552-2022 tillsynsbegäran.docx
+++ b/tillsyn/A 26552-2022 tillsynsbegäran.docx
@@ -605,7 +605,7 @@
     <w:r>
       <w:tab/>
       <w:tab/>
-      <w:t>2026-06-27</w:t>
+      <w:t>2026-06-28</w:t>
       <w:br/>
       <w:br/>
     </w:r>

--- a/tillsyn/A 26552-2022 tillsynsbegäran.docx
+++ b/tillsyn/A 26552-2022 tillsynsbegäran.docx
@@ -605,7 +605,7 @@
     <w:r>
       <w:tab/>
       <w:tab/>
-      <w:t>2026-06-28</w:t>
+      <w:t>2026-06-29</w:t>
       <w:br/>
       <w:br/>
     </w:r>

--- a/tillsyn/A 26552-2022 tillsynsbegäran.docx
+++ b/tillsyn/A 26552-2022 tillsynsbegäran.docx
@@ -605,7 +605,7 @@
     <w:r>
       <w:tab/>
       <w:tab/>
-      <w:t>2026-06-29</w:t>
+      <w:t>2026-06-30</w:t>
       <w:br/>
       <w:br/>
     </w:r>

--- a/tillsyn/A 26552-2022 tillsynsbegäran.docx
+++ b/tillsyn/A 26552-2022 tillsynsbegäran.docx
@@ -605,7 +605,7 @@
     <w:r>
       <w:tab/>
       <w:tab/>
-      <w:t>2026-06-30</w:t>
+      <w:t>2026-07-01</w:t>
       <w:br/>
       <w:br/>
     </w:r>

--- a/tillsyn/A 26552-2022 tillsynsbegäran.docx
+++ b/tillsyn/A 26552-2022 tillsynsbegäran.docx
@@ -605,7 +605,7 @@
     <w:r>
       <w:tab/>
       <w:tab/>
-      <w:t>2026-07-01</w:t>
+      <w:t>2026-07-02</w:t>
       <w:br/>
       <w:br/>
     </w:r>

--- a/tillsyn/A 26552-2022 tillsynsbegäran.docx
+++ b/tillsyn/A 26552-2022 tillsynsbegäran.docx
@@ -605,7 +605,7 @@
     <w:r>
       <w:tab/>
       <w:tab/>
-      <w:t>2026-07-13</w:t>
+      <w:t>2026-07-14</w:t>
       <w:br/>
       <w:br/>
     </w:r>

--- a/tillsyn/A 26552-2022 tillsynsbegäran.docx
+++ b/tillsyn/A 26552-2022 tillsynsbegäran.docx
@@ -605,7 +605,7 @@
     <w:r>
       <w:tab/>
       <w:tab/>
-      <w:t>2026-07-14</w:t>
+      <w:t>2026-07-15</w:t>
       <w:br/>
       <w:br/>
     </w:r>

--- a/tillsyn/A 26552-2022 tillsynsbegäran.docx
+++ b/tillsyn/A 26552-2022 tillsynsbegäran.docx
@@ -605,7 +605,7 @@
     <w:r>
       <w:tab/>
       <w:tab/>
-      <w:t>2026-07-15</w:t>
+      <w:t>2026-07-16</w:t>
       <w:br/>
       <w:br/>
     </w:r>

--- a/tillsyn/A 26552-2022 tillsynsbegäran.docx
+++ b/tillsyn/A 26552-2022 tillsynsbegäran.docx
@@ -605,7 +605,7 @@
     <w:r>
       <w:tab/>
       <w:tab/>
-      <w:t>2026-07-16</w:t>
+      <w:t>2026-07-17</w:t>
       <w:br/>
       <w:br/>
     </w:r>

--- a/tillsyn/A 26552-2022 tillsynsbegäran.docx
+++ b/tillsyn/A 26552-2022 tillsynsbegäran.docx
@@ -605,7 +605,7 @@
     <w:r>
       <w:tab/>
       <w:tab/>
-      <w:t>2026-07-17</w:t>
+      <w:t>2026-07-18</w:t>
       <w:br/>
       <w:br/>
     </w:r>

--- a/tillsyn/A 26552-2022 tillsynsbegäran.docx
+++ b/tillsyn/A 26552-2022 tillsynsbegäran.docx
@@ -605,7 +605,7 @@
     <w:r>
       <w:tab/>
       <w:tab/>
-      <w:t>2026-07-18</w:t>
+      <w:t>2026-07-19</w:t>
       <w:br/>
       <w:br/>
     </w:r>

--- a/tillsyn/A 26552-2022 tillsynsbegäran.docx
+++ b/tillsyn/A 26552-2022 tillsynsbegäran.docx
@@ -605,7 +605,7 @@
     <w:r>
       <w:tab/>
       <w:tab/>
-      <w:t>2026-07-19</w:t>
+      <w:t>2026-07-20</w:t>
       <w:br/>
       <w:br/>
     </w:r>

--- a/tillsyn/A 26552-2022 tillsynsbegäran.docx
+++ b/tillsyn/A 26552-2022 tillsynsbegäran.docx
@@ -605,7 +605,7 @@
     <w:r>
       <w:tab/>
       <w:tab/>
-      <w:t>2026-07-20</w:t>
+      <w:t>2026-07-21</w:t>
       <w:br/>
       <w:br/>
     </w:r>

--- a/tillsyn/A 26552-2022 tillsynsbegäran.docx
+++ b/tillsyn/A 26552-2022 tillsynsbegäran.docx
@@ -605,7 +605,7 @@
     <w:r>
       <w:tab/>
       <w:tab/>
-      <w:t>2026-07-21</w:t>
+      <w:t>2026-07-22</w:t>
       <w:br/>
       <w:br/>
     </w:r>

--- a/tillsyn/A 26552-2022 tillsynsbegäran.docx
+++ b/tillsyn/A 26552-2022 tillsynsbegäran.docx
@@ -605,7 +605,7 @@
     <w:r>
       <w:tab/>
       <w:tab/>
-      <w:t>2026-07-22</w:t>
+      <w:t>2026-07-23</w:t>
       <w:br/>
       <w:br/>
     </w:r>

--- a/tillsyn/A 26552-2022 tillsynsbegäran.docx
+++ b/tillsyn/A 26552-2022 tillsynsbegäran.docx
@@ -605,7 +605,7 @@
     <w:r>
       <w:tab/>
       <w:tab/>
-      <w:t>2026-07-23</w:t>
+      <w:t>2026-07-24</w:t>
       <w:br/>
       <w:br/>
     </w:r>

--- a/tillsyn/A 26552-2022 tillsynsbegäran.docx
+++ b/tillsyn/A 26552-2022 tillsynsbegäran.docx
@@ -605,7 +605,7 @@
     <w:r>
       <w:tab/>
       <w:tab/>
-      <w:t>2026-07-24</w:t>
+      <w:t>2026-07-25</w:t>
       <w:br/>
       <w:br/>
     </w:r>

--- a/tillsyn/A 26552-2022 tillsynsbegäran.docx
+++ b/tillsyn/A 26552-2022 tillsynsbegäran.docx
@@ -605,7 +605,7 @@
     <w:r>
       <w:tab/>
       <w:tab/>
-      <w:t>2026-07-25</w:t>
+      <w:t>2026-07-26</w:t>
       <w:br/>
       <w:br/>
     </w:r>

--- a/tillsyn/A 26552-2022 tillsynsbegäran.docx
+++ b/tillsyn/A 26552-2022 tillsynsbegäran.docx
@@ -605,7 +605,7 @@
     <w:r>
       <w:tab/>
       <w:tab/>
-      <w:t>2026-07-26</w:t>
+      <w:t>2026-07-27</w:t>
       <w:br/>
       <w:br/>
     </w:r>

--- a/tillsyn/A 26552-2022 tillsynsbegäran.docx
+++ b/tillsyn/A 26552-2022 tillsynsbegäran.docx
@@ -605,7 +605,7 @@
     <w:r>
       <w:tab/>
       <w:tab/>
-      <w:t>2026-07-27</w:t>
+      <w:t>2026-07-28</w:t>
       <w:br/>
       <w:br/>
     </w:r>

--- a/tillsyn/A 26552-2022 tillsynsbegäran.docx
+++ b/tillsyn/A 26552-2022 tillsynsbegäran.docx
@@ -605,7 +605,7 @@
     <w:r>
       <w:tab/>
       <w:tab/>
-      <w:t>2026-07-28</w:t>
+      <w:t>2026-07-29</w:t>
       <w:br/>
       <w:br/>
     </w:r>

--- a/tillsyn/A 26552-2022 tillsynsbegäran.docx
+++ b/tillsyn/A 26552-2022 tillsynsbegäran.docx
@@ -605,7 +605,7 @@
     <w:r>
       <w:tab/>
       <w:tab/>
-      <w:t>2026-07-29</w:t>
+      <w:t>2026-07-30</w:t>
       <w:br/>
       <w:br/>
     </w:r>

--- a/tillsyn/A 26552-2022 tillsynsbegäran.docx
+++ b/tillsyn/A 26552-2022 tillsynsbegäran.docx
@@ -605,7 +605,7 @@
     <w:r>
       <w:tab/>
       <w:tab/>
-      <w:t>2026-07-30</w:t>
+      <w:t>2026-07-31</w:t>
       <w:br/>
       <w:br/>
     </w:r>

--- a/tillsyn/A 26552-2022 tillsynsbegäran.docx
+++ b/tillsyn/A 26552-2022 tillsynsbegäran.docx
@@ -605,7 +605,7 @@
     <w:r>
       <w:tab/>
       <w:tab/>
-      <w:t>2026-07-31</w:t>
+      <w:t>2026-08-01</w:t>
       <w:br/>
       <w:br/>
     </w:r>

--- a/tillsyn/A 26552-2022 tillsynsbegäran.docx
+++ b/tillsyn/A 26552-2022 tillsynsbegäran.docx
@@ -605,7 +605,7 @@
     <w:r>
       <w:tab/>
       <w:tab/>
-      <w:t>2026-08-01</w:t>
+      <w:t>2026-08-02</w:t>
       <w:br/>
       <w:br/>
     </w:r>

--- a/tillsyn/A 26552-2022 tillsynsbegäran.docx
+++ b/tillsyn/A 26552-2022 tillsynsbegäran.docx
@@ -605,7 +605,7 @@
     <w:r>
       <w:tab/>
       <w:tab/>
-      <w:t>2026-08-02</w:t>
+      <w:t>2026-08-03</w:t>
       <w:br/>
       <w:br/>
     </w:r>

--- a/tillsyn/A 26552-2022 tillsynsbegäran.docx
+++ b/tillsyn/A 26552-2022 tillsynsbegäran.docx
@@ -605,7 +605,7 @@
     <w:r>
       <w:tab/>
       <w:tab/>
-      <w:t>2026-08-03</w:t>
+      <w:t>2026-08-05</w:t>
       <w:br/>
       <w:br/>
     </w:r>

--- a/tillsyn/A 26552-2022 tillsynsbegäran.docx
+++ b/tillsyn/A 26552-2022 tillsynsbegäran.docx
@@ -605,7 +605,7 @@
     <w:r>
       <w:tab/>
       <w:tab/>
-      <w:t>2026-08-05</w:t>
+      <w:t>2026-08-07</w:t>
       <w:br/>
       <w:br/>
     </w:r>

--- a/tillsyn/A 26552-2022 tillsynsbegäran.docx
+++ b/tillsyn/A 26552-2022 tillsynsbegäran.docx
@@ -605,7 +605,7 @@
     <w:r>
       <w:tab/>
       <w:tab/>
-      <w:t>2026-08-07</w:t>
+      <w:t>2026-08-08</w:t>
       <w:br/>
       <w:br/>
     </w:r>

--- a/tillsyn/A 26552-2022 tillsynsbegäran.docx
+++ b/tillsyn/A 26552-2022 tillsynsbegäran.docx
@@ -60,7 +60,7 @@
         <w:spacing w:after="240"/>
       </w:pPr>
       <w:r>
-        <w:t>Figur 1. Fyndplatser för naturvårdsarter i och inom 5 meter från avverkningsanmälan. Markörer utan svart kant är placerade på fyndplatsen. Markörer med svart kant är placerade vid sidan av fyndplatsen har ett svart streck som visar fyndplatsens exakta position. Kartans mittpunktskoordinat är N 6700714, E 673656 i SWEREF 99 TM.</w:t>
+        <w:t>Figur 1. Fyndplatser för naturvårdsarter i och inom 5 meter från avverkningsanmälan. Markörer utan svart kant är placerade på fyndplatsen. Markörer med svart kant är placerade vid sidan av fyndplatsen och har ett svart streck som visar fyndplatsens exakta position. Kartans mittpunktskoordinat är N 6700714, E 673656 i SWEREF 99 TM.</w:t>
       </w:r>
     </w:p>
     <w:p>
@@ -605,7 +605,7 @@
     <w:r>
       <w:tab/>
       <w:tab/>
-      <w:t>2026-08-14</w:t>
+      <w:t>2026-08-15</w:t>
       <w:br/>
       <w:br/>
     </w:r>

--- a/tillsyn/A 26552-2022 tillsynsbegäran.docx
+++ b/tillsyn/A 26552-2022 tillsynsbegäran.docx
@@ -605,7 +605,7 @@
     <w:r>
       <w:tab/>
       <w:tab/>
-      <w:t>2026-08-15</w:t>
+      <w:t>2026-08-16</w:t>
       <w:br/>
       <w:br/>
     </w:r>

--- a/tillsyn/A 26552-2022 tillsynsbegäran.docx
+++ b/tillsyn/A 26552-2022 tillsynsbegäran.docx
@@ -605,7 +605,7 @@
     <w:r>
       <w:tab/>
       <w:tab/>
-      <w:t>2026-08-16</w:t>
+      <w:t>2026-08-17</w:t>
       <w:br/>
       <w:br/>
     </w:r>

--- a/tillsyn/A 26552-2022 tillsynsbegäran.docx
+++ b/tillsyn/A 26552-2022 tillsynsbegäran.docx
@@ -605,7 +605,7 @@
     <w:r>
       <w:tab/>
       <w:tab/>
-      <w:t>2026-08-17</w:t>
+      <w:t>2026-08-18</w:t>
       <w:br/>
       <w:br/>
     </w:r>

--- a/tillsyn/A 26552-2022 tillsynsbegäran.docx
+++ b/tillsyn/A 26552-2022 tillsynsbegäran.docx
@@ -605,7 +605,7 @@
     <w:r>
       <w:tab/>
       <w:tab/>
-      <w:t>2026-08-18</w:t>
+      <w:t>2026-08-19</w:t>
       <w:br/>
       <w:br/>
     </w:r>

--- a/tillsyn/A 26552-2022 tillsynsbegäran.docx
+++ b/tillsyn/A 26552-2022 tillsynsbegäran.docx
@@ -605,7 +605,7 @@
     <w:r>
       <w:tab/>
       <w:tab/>
-      <w:t>2026-08-19</w:t>
+      <w:t>2026-08-20</w:t>
       <w:br/>
       <w:br/>
     </w:r>

--- a/tillsyn/A 26552-2022 tillsynsbegäran.docx
+++ b/tillsyn/A 26552-2022 tillsynsbegäran.docx
@@ -605,7 +605,7 @@
     <w:r>
       <w:tab/>
       <w:tab/>
-      <w:t>2026-08-20</w:t>
+      <w:t>2026-08-21</w:t>
       <w:br/>
       <w:br/>
     </w:r>

--- a/tillsyn/A 26552-2022 tillsynsbegäran.docx
+++ b/tillsyn/A 26552-2022 tillsynsbegäran.docx
@@ -605,7 +605,7 @@
     <w:r>
       <w:tab/>
       <w:tab/>
-      <w:t>2026-08-21</w:t>
+      <w:t>2026-08-22</w:t>
       <w:br/>
       <w:br/>
     </w:r>

--- a/tillsyn/A 26552-2022 tillsynsbegäran.docx
+++ b/tillsyn/A 26552-2022 tillsynsbegäran.docx
@@ -605,7 +605,7 @@
     <w:r>
       <w:tab/>
       <w:tab/>
-      <w:t>2026-08-22</w:t>
+      <w:t>2026-08-23</w:t>
       <w:br/>
       <w:br/>
     </w:r>

--- a/tillsyn/A 26552-2022 tillsynsbegäran.docx
+++ b/tillsyn/A 26552-2022 tillsynsbegäran.docx
@@ -605,7 +605,7 @@
     <w:r>
       <w:tab/>
       <w:tab/>
-      <w:t>2026-08-23</w:t>
+      <w:t>2026-08-24</w:t>
       <w:br/>
       <w:br/>
     </w:r>

--- a/tillsyn/A 26552-2022 tillsynsbegäran.docx
+++ b/tillsyn/A 26552-2022 tillsynsbegäran.docx
@@ -605,7 +605,7 @@
     <w:r>
       <w:tab/>
       <w:tab/>
-      <w:t>2026-08-24</w:t>
+      <w:t>2026-08-25</w:t>
       <w:br/>
       <w:br/>
     </w:r>

--- a/tillsyn/A 26552-2022 tillsynsbegäran.docx
+++ b/tillsyn/A 26552-2022 tillsynsbegäran.docx
@@ -605,7 +605,7 @@
     <w:r>
       <w:tab/>
       <w:tab/>
-      <w:t>2026-08-25</w:t>
+      <w:t>2026-08-26</w:t>
       <w:br/>
       <w:br/>
     </w:r>

--- a/tillsyn/A 26552-2022 tillsynsbegäran.docx
+++ b/tillsyn/A 26552-2022 tillsynsbegäran.docx
@@ -605,7 +605,7 @@
     <w:r>
       <w:tab/>
       <w:tab/>
-      <w:t>2026-08-26</w:t>
+      <w:t>2026-08-27</w:t>
       <w:br/>
       <w:br/>
     </w:r>

--- a/tillsyn/A 26552-2022 tillsynsbegäran.docx
+++ b/tillsyn/A 26552-2022 tillsynsbegäran.docx
@@ -605,7 +605,7 @@
     <w:r>
       <w:tab/>
       <w:tab/>
-      <w:t>2026-08-27</w:t>
+      <w:t>2026-08-28</w:t>
       <w:br/>
       <w:br/>
     </w:r>

--- a/tillsyn/A 26552-2022 tillsynsbegäran.docx
+++ b/tillsyn/A 26552-2022 tillsynsbegäran.docx
@@ -605,7 +605,7 @@
     <w:r>
       <w:tab/>
       <w:tab/>
-      <w:t>2026-08-28</w:t>
+      <w:t>2026-08-29</w:t>
       <w:br/>
       <w:br/>
     </w:r>

--- a/tillsyn/A 26552-2022 tillsynsbegäran.docx
+++ b/tillsyn/A 26552-2022 tillsynsbegäran.docx
@@ -605,7 +605,7 @@
     <w:r>
       <w:tab/>
       <w:tab/>
-      <w:t>2026-08-29</w:t>
+      <w:t>2026-08-31</w:t>
       <w:br/>
       <w:br/>
     </w:r>

--- a/tillsyn/A 26552-2022 tillsynsbegäran.docx
+++ b/tillsyn/A 26552-2022 tillsynsbegäran.docx
@@ -605,7 +605,7 @@
     <w:r>
       <w:tab/>
       <w:tab/>
-      <w:t>2026-08-31</w:t>
+      <w:t>2026-09-01</w:t>
       <w:br/>
       <w:br/>
     </w:r>

--- a/tillsyn/A 26552-2022 tillsynsbegäran.docx
+++ b/tillsyn/A 26552-2022 tillsynsbegäran.docx
@@ -605,7 +605,7 @@
     <w:r>
       <w:tab/>
       <w:tab/>
-      <w:t>2026-09-01</w:t>
+      <w:t>2026-09-02</w:t>
       <w:br/>
       <w:br/>
     </w:r>

--- a/tillsyn/A 26552-2022 tillsynsbegäran.docx
+++ b/tillsyn/A 26552-2022 tillsynsbegäran.docx
@@ -605,7 +605,7 @@
     <w:r>
       <w:tab/>
       <w:tab/>
-      <w:t>2026-09-02</w:t>
+      <w:t>2026-09-03</w:t>
       <w:br/>
       <w:br/>
     </w:r>

--- a/tillsyn/A 26552-2022 tillsynsbegäran.docx
+++ b/tillsyn/A 26552-2022 tillsynsbegäran.docx
@@ -605,7 +605,7 @@
     <w:r>
       <w:tab/>
       <w:tab/>
-      <w:t>2026-09-03</w:t>
+      <w:t>2026-09-04</w:t>
       <w:br/>
       <w:br/>
     </w:r>

--- a/tillsyn/A 26552-2022 tillsynsbegäran.docx
+++ b/tillsyn/A 26552-2022 tillsynsbegäran.docx
@@ -605,7 +605,7 @@
     <w:r>
       <w:tab/>
       <w:tab/>
-      <w:t>2026-09-04</w:t>
+      <w:t>2026-09-05</w:t>
       <w:br/>
       <w:br/>
     </w:r>

--- a/tillsyn/A 26552-2022 tillsynsbegäran.docx
+++ b/tillsyn/A 26552-2022 tillsynsbegäran.docx
@@ -605,7 +605,7 @@
     <w:r>
       <w:tab/>
       <w:tab/>
-      <w:t>2026-09-05</w:t>
+      <w:t>2026-09-06</w:t>
       <w:br/>
       <w:br/>
     </w:r>

--- a/tillsyn/A 26552-2022 tillsynsbegäran.docx
+++ b/tillsyn/A 26552-2022 tillsynsbegäran.docx
@@ -605,7 +605,7 @@
     <w:r>
       <w:tab/>
       <w:tab/>
-      <w:t>2026-09-06</w:t>
+      <w:t>2026-09-07</w:t>
       <w:br/>
       <w:br/>
     </w:r>

--- a/tillsyn/A 26552-2022 tillsynsbegäran.docx
+++ b/tillsyn/A 26552-2022 tillsynsbegäran.docx
@@ -605,7 +605,7 @@
     <w:r>
       <w:tab/>
       <w:tab/>
-      <w:t>2026-09-07</w:t>
+      <w:t>2026-09-08</w:t>
       <w:br/>
       <w:br/>
     </w:r>

--- a/tillsyn/A 26552-2022 tillsynsbegäran.docx
+++ b/tillsyn/A 26552-2022 tillsynsbegäran.docx
@@ -605,7 +605,7 @@
     <w:r>
       <w:tab/>
       <w:tab/>
-      <w:t>2026-09-08</w:t>
+      <w:t>2026-09-09</w:t>
       <w:br/>
       <w:br/>
     </w:r>

--- a/tillsyn/A 26552-2022 tillsynsbegäran.docx
+++ b/tillsyn/A 26552-2022 tillsynsbegäran.docx
@@ -605,7 +605,7 @@
     <w:r>
       <w:tab/>
       <w:tab/>
-      <w:t>2026-09-09</w:t>
+      <w:t>2026-09-10</w:t>
       <w:br/>
       <w:br/>
     </w:r>

--- a/tillsyn/A 26552-2022 tillsynsbegäran.docx
+++ b/tillsyn/A 26552-2022 tillsynsbegäran.docx
@@ -605,7 +605,7 @@
     <w:r>
       <w:tab/>
       <w:tab/>
-      <w:t>2026-09-10</w:t>
+      <w:t>2026-09-11</w:t>
       <w:br/>
       <w:br/>
     </w:r>

--- a/tillsyn/A 26552-2022 tillsynsbegäran.docx
+++ b/tillsyn/A 26552-2022 tillsynsbegäran.docx
@@ -605,7 +605,7 @@
     <w:r>
       <w:tab/>
       <w:tab/>
-      <w:t>2026-09-11</w:t>
+      <w:t>2026-09-12</w:t>
       <w:br/>
       <w:br/>
     </w:r>
